--- a/plantilla_cotizacion.docx
+++ b/plantilla_cotizacion.docx
@@ -1,6 +1,6 @@
 
 <file path=word/document.xml><?xml version="1.0" encoding="utf-8"?>
-<w:document xmlns:wpc="http://schemas.microsoft.com/office/word/2010/wordprocessingCanvas" xmlns:cx="http://schemas.microsoft.com/office/drawing/2014/chartex" xmlns:cx1="http://schemas.microsoft.com/office/drawing/2015/9/8/chartex" xmlns:cx2="http://schemas.microsoft.com/office/drawing/2015/10/21/chartex" xmlns:cx3="http://schemas.microsoft.com/office/drawing/2016/5/9/chartex" xmlns:cx4="http://schemas.microsoft.com/office/drawing/2016/5/10/chartex" xmlns:cx5="http://schemas.microsoft.com/office/drawing/2016/5/11/chartex" xmlns:cx6="http://schemas.microsoft.com/office/drawing/2016/5/12/chartex" xmlns:cx7="http://schemas.microsoft.com/office/drawing/2016/5/13/chartex" xmlns:cx8="http://schemas.microsoft.com/office/drawing/2016/5/14/chartex" xmlns:mc="http://schemas.openxmlformats.org/markup-compatibility/2006" xmlns:aink="http://schemas.microsoft.com/office/drawing/2016/ink" xmlns:am3d="http://schemas.microsoft.com/office/drawing/2017/model3d" xmlns:o="urn:schemas-microsoft-com:office:office" xmlns:oel="http://schemas.microsoft.com/office/2019/extlst" xmlns:r="http://schemas.openxmlformats.org/officeDocument/2006/relationships" xmlns:m="http://schemas.openxmlformats.org/officeDocument/2006/math" xmlns:v="urn:schemas-microsoft-com:vml" xmlns:wp14="http://schemas.microsoft.com/office/word/2010/wordprocessingDrawing" xmlns:wp="http://schemas.openxmlformats.org/drawingml/2006/wordprocessingDrawing" xmlns:w10="urn:schemas-microsoft-com:office:word" xmlns:w="http://schemas.openxmlformats.org/wordprocessingml/2006/main" xmlns:w14="http://schemas.microsoft.com/office/word/2010/wordml" xmlns:w15="http://schemas.microsoft.com/office/word/2012/wordml" xmlns:w16cex="http://schemas.microsoft.com/office/word/2018/wordml/cex" xmlns:w16cid="http://schemas.microsoft.com/office/word/2016/wordml/cid" xmlns:w16="http://schemas.microsoft.com/office/word/2018/wordml" xmlns:w16du="http://schemas.microsoft.com/office/word/2023/wordml/word16du" xmlns:w16sdtdh="http://schemas.microsoft.com/office/word/2020/wordml/sdtdatahash" xmlns:w16sdtfl="http://schemas.microsoft.com/office/word/2024/wordml/sdtformatlock" xmlns:w16se="http://schemas.microsoft.com/office/word/2015/wordml/symex" xmlns:wpg="http://schemas.microsoft.com/office/word/2010/wordprocessingGroup" xmlns:wpi="http://schemas.microsoft.com/office/word/2010/wordprocessingInk" xmlns:wne="http://schemas.microsoft.com/office/word/2006/wordml" xmlns:wps="http://schemas.microsoft.com/office/word/2010/wordprocessingShape" mc:Ignorable="w14 w15 w16se w16cid w16 w16cex w16sdtdh w16sdtfl w16du wp14">
+<w:document xmlns:wpc="http://schemas.microsoft.com/office/word/2010/wordprocessingCanvas" xmlns:cx="http://schemas.microsoft.com/office/drawing/2014/chartex" xmlns:cx1="http://schemas.microsoft.com/office/drawing/2015/9/8/chartex" xmlns:cx2="http://schemas.microsoft.com/office/drawing/2015/10/21/chartex" xmlns:cx3="http://schemas.microsoft.com/office/drawing/2016/5/9/chartex" xmlns:cx4="http://schemas.microsoft.com/office/drawing/2016/5/10/chartex" xmlns:cx5="http://schemas.microsoft.com/office/drawing/2016/5/11/chartex" xmlns:cx6="http://schemas.microsoft.com/office/drawing/2016/5/12/chartex" xmlns:cx7="http://schemas.microsoft.com/office/drawing/2016/5/13/chartex" xmlns:cx8="http://schemas.microsoft.com/office/drawing/2016/5/14/chartex" xmlns:mc="http://schemas.openxmlformats.org/markup-compatibility/2006" xmlns:aink="http://schemas.microsoft.com/office/drawing/2016/ink" xmlns:am3d="http://schemas.microsoft.com/office/drawing/2017/model3d" xmlns:o="urn:schemas-microsoft-com:office:office" xmlns:oel="http://schemas.microsoft.com/office/2019/extlst" xmlns:r="http://schemas.openxmlformats.org/officeDocument/2006/relationships" xmlns:m="http://schemas.openxmlformats.org/officeDocument/2006/math" xmlns:v="urn:schemas-microsoft-com:vml" xmlns:wp14="http://schemas.microsoft.com/office/word/2010/wordprocessingDrawing" xmlns:wp="http://schemas.openxmlformats.org/drawingml/2006/wordprocessingDrawing" xmlns:w10="urn:schemas-microsoft-com:office:word" xmlns:w="http://schemas.openxmlformats.org/wordprocessingml/2006/main" xmlns:w14="http://schemas.microsoft.com/office/word/2010/wordml" xmlns:w15="http://schemas.microsoft.com/office/word/2012/wordml" xmlns:w16cex="http://schemas.microsoft.com/office/word/2018/wordml/cex" xmlns:w16cid="http://schemas.microsoft.com/office/word/2016/wordml/cid" xmlns:w16="http://schemas.microsoft.com/office/word/2018/wordml" xmlns:w16sdtdh="http://schemas.microsoft.com/office/word/2020/wordml/sdtdatahash" xmlns:w16se="http://schemas.microsoft.com/office/word/2015/wordml/symex" xmlns:wpg="http://schemas.microsoft.com/office/word/2010/wordprocessingGroup" xmlns:wpi="http://schemas.microsoft.com/office/word/2010/wordprocessingInk" xmlns:wne="http://schemas.microsoft.com/office/word/2006/wordml" xmlns:wps="http://schemas.microsoft.com/office/word/2010/wordprocessingShape" mc:Ignorable="w14 w15 w16se w16cid w16 w16cex w16sdtdh wp14">
   <w:body>
     <w:p>
       <w:pPr>
@@ -147,7 +147,7 @@
               </wp:anchor>
             </w:drawing>
           </mc:Choice>
-          <mc:Fallback>
+          <mc:Fallback xmlns:w16du="http://schemas.microsoft.com/office/word/2023/wordml/word16du" xmlns:w16sdtfl="http://schemas.microsoft.com/office/word/2024/wordml/sdtformatlock">
             <w:pict>
               <v:rect w14:anchorId="1FC5A1B8" id="Rectángulo 43" o:spid="_x0000_s1026" style="position:absolute;margin-left:0;margin-top:-24.6pt;width:596.4pt;height:108.25pt;z-index:-251640832;visibility:visible;mso-wrap-style:square;mso-width-percent:0;mso-height-percent:0;mso-wrap-distance-left:9pt;mso-wrap-distance-top:0;mso-wrap-distance-right:9pt;mso-wrap-distance-bottom:0;mso-position-horizontal:left;mso-position-horizontal-relative:page;mso-position-vertical:absolute;mso-position-vertical-relative:text;mso-width-percent:0;mso-height-percent:0;mso-width-relative:margin;mso-height-relative:margin;v-text-anchor:middle" o:gfxdata="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" fillcolor="#f6f6f6" stroked="f" strokeweight="1pt">
                 <w10:wrap anchorx="page"/>
@@ -323,7 +323,6 @@
                               </w:rPr>
                               <w:t>_</w:t>
                             </w:r>
-                            <w:proofErr w:type="gramStart"/>
                             <w:r>
                               <w:rPr>
                                 <w:rFonts w:ascii="Tahoma" w:hAnsi="Tahoma" w:cs="Tahoma"/>
@@ -339,16 +338,7 @@
                                 <w:sz w:val="16"/>
                                 <w:szCs w:val="16"/>
                               </w:rPr>
-                              <w:t xml:space="preserve"> }</w:t>
-                            </w:r>
-                            <w:proofErr w:type="gramEnd"/>
-                            <w:r>
-                              <w:rPr>
-                                <w:rFonts w:ascii="Tahoma" w:hAnsi="Tahoma" w:cs="Tahoma"/>
-                                <w:sz w:val="16"/>
-                                <w:szCs w:val="16"/>
-                              </w:rPr>
-                              <w:t>}</w:t>
+                              <w:t xml:space="preserve"> }}</w:t>
                             </w:r>
                           </w:p>
                         </w:txbxContent>
@@ -403,7 +393,6 @@
                         </w:rPr>
                         <w:t>_</w:t>
                       </w:r>
-                      <w:proofErr w:type="gramStart"/>
                       <w:r>
                         <w:rPr>
                           <w:rFonts w:ascii="Tahoma" w:hAnsi="Tahoma" w:cs="Tahoma"/>
@@ -419,16 +408,7 @@
                           <w:sz w:val="16"/>
                           <w:szCs w:val="16"/>
                         </w:rPr>
-                        <w:t xml:space="preserve"> }</w:t>
-                      </w:r>
-                      <w:proofErr w:type="gramEnd"/>
-                      <w:r>
-                        <w:rPr>
-                          <w:rFonts w:ascii="Tahoma" w:hAnsi="Tahoma" w:cs="Tahoma"/>
-                          <w:sz w:val="16"/>
-                          <w:szCs w:val="16"/>
-                        </w:rPr>
-                        <w:t>}</w:t>
+                        <w:t xml:space="preserve"> }}</w:t>
                       </w:r>
                     </w:p>
                   </w:txbxContent>
@@ -493,7 +473,16 @@
                                 <w:sz w:val="16"/>
                                 <w:szCs w:val="16"/>
                               </w:rPr>
-                              <w:t>{{ cliente</w:t>
+                              <w:t xml:space="preserve">{{ </w:t>
+                            </w:r>
+                            <w:proofErr w:type="spellStart"/>
+                            <w:r>
+                              <w:rPr>
+                                <w:rFonts w:ascii="Tahoma" w:hAnsi="Tahoma" w:cs="Tahoma"/>
+                                <w:sz w:val="16"/>
+                                <w:szCs w:val="16"/>
+                              </w:rPr>
+                              <w:t>cliente</w:t>
                             </w:r>
                             <w:proofErr w:type="gramEnd"/>
                             <w:r>
@@ -502,25 +491,16 @@
                                 <w:sz w:val="16"/>
                                 <w:szCs w:val="16"/>
                               </w:rPr>
-                              <w:t>_</w:t>
+                              <w:t>_telefono</w:t>
                             </w:r>
-                            <w:proofErr w:type="gramStart"/>
+                            <w:proofErr w:type="spellEnd"/>
                             <w:r>
                               <w:rPr>
                                 <w:rFonts w:ascii="Tahoma" w:hAnsi="Tahoma" w:cs="Tahoma"/>
                                 <w:sz w:val="16"/>
                                 <w:szCs w:val="16"/>
                               </w:rPr>
-                              <w:t>telefono }</w:t>
-                            </w:r>
-                            <w:proofErr w:type="gramEnd"/>
-                            <w:r>
-                              <w:rPr>
-                                <w:rFonts w:ascii="Tahoma" w:hAnsi="Tahoma" w:cs="Tahoma"/>
-                                <w:sz w:val="16"/>
-                                <w:szCs w:val="16"/>
-                              </w:rPr>
-                              <w:t>}</w:t>
+                              <w:t xml:space="preserve"> }}</w:t>
                             </w:r>
                           </w:p>
                         </w:txbxContent>
@@ -558,7 +538,16 @@
                           <w:sz w:val="16"/>
                           <w:szCs w:val="16"/>
                         </w:rPr>
-                        <w:t>{{ cliente</w:t>
+                        <w:t xml:space="preserve">{{ </w:t>
+                      </w:r>
+                      <w:proofErr w:type="spellStart"/>
+                      <w:r>
+                        <w:rPr>
+                          <w:rFonts w:ascii="Tahoma" w:hAnsi="Tahoma" w:cs="Tahoma"/>
+                          <w:sz w:val="16"/>
+                          <w:szCs w:val="16"/>
+                        </w:rPr>
+                        <w:t>cliente</w:t>
                       </w:r>
                       <w:proofErr w:type="gramEnd"/>
                       <w:r>
@@ -567,25 +556,16 @@
                           <w:sz w:val="16"/>
                           <w:szCs w:val="16"/>
                         </w:rPr>
-                        <w:t>_</w:t>
+                        <w:t>_telefono</w:t>
                       </w:r>
-                      <w:proofErr w:type="gramStart"/>
+                      <w:proofErr w:type="spellEnd"/>
                       <w:r>
                         <w:rPr>
                           <w:rFonts w:ascii="Tahoma" w:hAnsi="Tahoma" w:cs="Tahoma"/>
                           <w:sz w:val="16"/>
                           <w:szCs w:val="16"/>
                         </w:rPr>
-                        <w:t>telefono }</w:t>
-                      </w:r>
-                      <w:proofErr w:type="gramEnd"/>
-                      <w:r>
-                        <w:rPr>
-                          <w:rFonts w:ascii="Tahoma" w:hAnsi="Tahoma" w:cs="Tahoma"/>
-                          <w:sz w:val="16"/>
-                          <w:szCs w:val="16"/>
-                        </w:rPr>
-                        <w:t>}</w:t>
+                        <w:t xml:space="preserve"> }}</w:t>
                       </w:r>
                     </w:p>
                   </w:txbxContent>
@@ -650,7 +630,16 @@
                                 <w:sz w:val="16"/>
                                 <w:szCs w:val="16"/>
                               </w:rPr>
-                              <w:t>{{ orden</w:t>
+                              <w:t xml:space="preserve">{{ </w:t>
+                            </w:r>
+                            <w:proofErr w:type="spellStart"/>
+                            <w:r>
+                              <w:rPr>
+                                <w:rFonts w:ascii="Tahoma" w:hAnsi="Tahoma" w:cs="Tahoma"/>
+                                <w:sz w:val="16"/>
+                                <w:szCs w:val="16"/>
+                              </w:rPr>
+                              <w:t>orden</w:t>
                             </w:r>
                             <w:proofErr w:type="gramEnd"/>
                             <w:r>
@@ -659,25 +648,16 @@
                                 <w:sz w:val="16"/>
                                 <w:szCs w:val="16"/>
                               </w:rPr>
-                              <w:t>_</w:t>
+                              <w:t>_compra</w:t>
                             </w:r>
-                            <w:proofErr w:type="gramStart"/>
+                            <w:proofErr w:type="spellEnd"/>
                             <w:r>
                               <w:rPr>
                                 <w:rFonts w:ascii="Tahoma" w:hAnsi="Tahoma" w:cs="Tahoma"/>
                                 <w:sz w:val="16"/>
                                 <w:szCs w:val="16"/>
                               </w:rPr>
-                              <w:t>compra }</w:t>
-                            </w:r>
-                            <w:proofErr w:type="gramEnd"/>
-                            <w:r>
-                              <w:rPr>
-                                <w:rFonts w:ascii="Tahoma" w:hAnsi="Tahoma" w:cs="Tahoma"/>
-                                <w:sz w:val="16"/>
-                                <w:szCs w:val="16"/>
-                              </w:rPr>
-                              <w:t>}</w:t>
+                              <w:t xml:space="preserve"> }}</w:t>
                             </w:r>
                           </w:p>
                         </w:txbxContent>
@@ -712,7 +692,16 @@
                           <w:sz w:val="16"/>
                           <w:szCs w:val="16"/>
                         </w:rPr>
-                        <w:t>{{ orden</w:t>
+                        <w:t xml:space="preserve">{{ </w:t>
+                      </w:r>
+                      <w:proofErr w:type="spellStart"/>
+                      <w:r>
+                        <w:rPr>
+                          <w:rFonts w:ascii="Tahoma" w:hAnsi="Tahoma" w:cs="Tahoma"/>
+                          <w:sz w:val="16"/>
+                          <w:szCs w:val="16"/>
+                        </w:rPr>
+                        <w:t>orden</w:t>
                       </w:r>
                       <w:proofErr w:type="gramEnd"/>
                       <w:r>
@@ -721,25 +710,16 @@
                           <w:sz w:val="16"/>
                           <w:szCs w:val="16"/>
                         </w:rPr>
-                        <w:t>_</w:t>
+                        <w:t>_compra</w:t>
                       </w:r>
-                      <w:proofErr w:type="gramStart"/>
+                      <w:proofErr w:type="spellEnd"/>
                       <w:r>
                         <w:rPr>
                           <w:rFonts w:ascii="Tahoma" w:hAnsi="Tahoma" w:cs="Tahoma"/>
                           <w:sz w:val="16"/>
                           <w:szCs w:val="16"/>
                         </w:rPr>
-                        <w:t>compra }</w:t>
-                      </w:r>
-                      <w:proofErr w:type="gramEnd"/>
-                      <w:r>
-                        <w:rPr>
-                          <w:rFonts w:ascii="Tahoma" w:hAnsi="Tahoma" w:cs="Tahoma"/>
-                          <w:sz w:val="16"/>
-                          <w:szCs w:val="16"/>
-                        </w:rPr>
-                        <w:t>}</w:t>
+                        <w:t xml:space="preserve"> }}</w:t>
                       </w:r>
                     </w:p>
                   </w:txbxContent>
@@ -822,16 +802,7 @@
                                 <w:sz w:val="16"/>
                                 <w:szCs w:val="16"/>
                               </w:rPr>
-                              <w:t>_</w:t>
-                            </w:r>
-                            <w:proofErr w:type="gramStart"/>
-                            <w:r>
-                              <w:rPr>
-                                <w:rFonts w:ascii="Tahoma" w:hAnsi="Tahoma" w:cs="Tahoma"/>
-                                <w:sz w:val="16"/>
-                                <w:szCs w:val="16"/>
-                              </w:rPr>
-                              <w:t>ruc</w:t>
+                              <w:t>_ruc</w:t>
                             </w:r>
                             <w:proofErr w:type="spellEnd"/>
                             <w:r>
@@ -840,16 +811,7 @@
                                 <w:sz w:val="16"/>
                                 <w:szCs w:val="16"/>
                               </w:rPr>
-                              <w:t xml:space="preserve"> }</w:t>
-                            </w:r>
-                            <w:proofErr w:type="gramEnd"/>
-                            <w:r>
-                              <w:rPr>
-                                <w:rFonts w:ascii="Tahoma" w:hAnsi="Tahoma" w:cs="Tahoma"/>
-                                <w:sz w:val="16"/>
-                                <w:szCs w:val="16"/>
-                              </w:rPr>
-                              <w:t>}</w:t>
+                              <w:t xml:space="preserve"> }}</w:t>
                             </w:r>
                           </w:p>
                         </w:txbxContent>
@@ -902,16 +864,7 @@
                           <w:sz w:val="16"/>
                           <w:szCs w:val="16"/>
                         </w:rPr>
-                        <w:t>_</w:t>
-                      </w:r>
-                      <w:proofErr w:type="gramStart"/>
-                      <w:r>
-                        <w:rPr>
-                          <w:rFonts w:ascii="Tahoma" w:hAnsi="Tahoma" w:cs="Tahoma"/>
-                          <w:sz w:val="16"/>
-                          <w:szCs w:val="16"/>
-                        </w:rPr>
-                        <w:t>ruc</w:t>
+                        <w:t>_ruc</w:t>
                       </w:r>
                       <w:proofErr w:type="spellEnd"/>
                       <w:r>
@@ -920,16 +873,7 @@
                           <w:sz w:val="16"/>
                           <w:szCs w:val="16"/>
                         </w:rPr>
-                        <w:t xml:space="preserve"> }</w:t>
-                      </w:r>
-                      <w:proofErr w:type="gramEnd"/>
-                      <w:r>
-                        <w:rPr>
-                          <w:rFonts w:ascii="Tahoma" w:hAnsi="Tahoma" w:cs="Tahoma"/>
-                          <w:sz w:val="16"/>
-                          <w:szCs w:val="16"/>
-                        </w:rPr>
-                        <w:t>}</w:t>
+                        <w:t xml:space="preserve"> }}</w:t>
                       </w:r>
                     </w:p>
                   </w:txbxContent>
@@ -1026,7 +970,7 @@
         <mc:AlternateContent>
           <mc:Choice Requires="wpg">
             <w:drawing>
-              <wp:inline distT="0" distB="0" distL="0" distR="0" wp14:anchorId="3E1CDECE" wp14:editId="136F0615">
+              <wp:inline distT="0" distB="0" distL="0" distR="0" wp14:anchorId="3E1CDECE" wp14:editId="6D2CB878">
                 <wp:extent cx="7162710" cy="2176195"/>
                 <wp:effectExtent l="0" t="0" r="0" b="0"/>
                 <wp:docPr id="1443" name="Group 1443"/>
@@ -1433,16 +1377,7 @@
                                   <w:b/>
                                   <w:sz w:val="24"/>
                                 </w:rPr>
-                                <w:t>_</w:t>
-                              </w:r>
-                              <w:proofErr w:type="gramStart"/>
-                              <w:r>
-                                <w:rPr>
-                                  <w:rFonts w:ascii="Tahoma" w:eastAsia="Tahoma" w:hAnsi="Tahoma" w:cs="Tahoma"/>
-                                  <w:b/>
-                                  <w:sz w:val="24"/>
-                                </w:rPr>
-                                <w:t>pedido</w:t>
+                                <w:t>_pedido</w:t>
                               </w:r>
                               <w:proofErr w:type="spellEnd"/>
                               <w:r>
@@ -1451,16 +1386,7 @@
                                   <w:b/>
                                   <w:sz w:val="24"/>
                                 </w:rPr>
-                                <w:t xml:space="preserve"> }</w:t>
-                              </w:r>
-                              <w:proofErr w:type="gramEnd"/>
-                              <w:r>
-                                <w:rPr>
-                                  <w:rFonts w:ascii="Tahoma" w:eastAsia="Tahoma" w:hAnsi="Tahoma" w:cs="Tahoma"/>
-                                  <w:b/>
-                                  <w:sz w:val="24"/>
-                                </w:rPr>
-                                <w:t>}</w:t>
+                                <w:t xml:space="preserve"> }}</w:t>
                               </w:r>
                             </w:p>
                             <w:p/>
@@ -1617,7 +1543,21 @@
                                   <w:rFonts w:ascii="Tahoma" w:eastAsia="Tahoma" w:hAnsi="Tahoma" w:cs="Tahoma"/>
                                   <w:sz w:val="16"/>
                                 </w:rPr>
-                                <w:t xml:space="preserve"> LIMA - LIMA</w:t>
+                                <w:t xml:space="preserve"> LIMA </w:t>
+                              </w:r>
+                              <w:r>
+                                <w:rPr>
+                                  <w:rFonts w:ascii="Tahoma" w:eastAsia="Tahoma" w:hAnsi="Tahoma" w:cs="Tahoma"/>
+                                  <w:sz w:val="16"/>
+                                </w:rPr>
+                                <w:t>–</w:t>
+                              </w:r>
+                              <w:r>
+                                <w:rPr>
+                                  <w:rFonts w:ascii="Tahoma" w:eastAsia="Tahoma" w:hAnsi="Tahoma" w:cs="Tahoma"/>
+                                  <w:sz w:val="16"/>
+                                </w:rPr>
+                                <w:t xml:space="preserve"> LIMA</w:t>
                               </w:r>
                             </w:p>
                           </w:txbxContent>
@@ -1677,16 +1617,7 @@
                                   <w:sz w:val="16"/>
                                   <w:szCs w:val="16"/>
                                 </w:rPr>
-                                <w:t>_</w:t>
-                              </w:r>
-                              <w:proofErr w:type="gramStart"/>
-                              <w:r>
-                                <w:rPr>
-                                  <w:rFonts w:ascii="Tahoma" w:hAnsi="Tahoma" w:cs="Tahoma"/>
-                                  <w:sz w:val="16"/>
-                                  <w:szCs w:val="16"/>
-                                </w:rPr>
-                                <w:t>nombre</w:t>
+                                <w:t>_nombre</w:t>
                               </w:r>
                               <w:proofErr w:type="spellEnd"/>
                               <w:r>
@@ -1695,16 +1626,7 @@
                                   <w:sz w:val="16"/>
                                   <w:szCs w:val="16"/>
                                 </w:rPr>
-                                <w:t xml:space="preserve"> }</w:t>
-                              </w:r>
-                              <w:proofErr w:type="gramEnd"/>
-                              <w:r>
-                                <w:rPr>
-                                  <w:rFonts w:ascii="Tahoma" w:hAnsi="Tahoma" w:cs="Tahoma"/>
-                                  <w:sz w:val="16"/>
-                                  <w:szCs w:val="16"/>
-                                </w:rPr>
-                                <w:t>}</w:t>
+                                <w:t xml:space="preserve"> }}</w:t>
                               </w:r>
                             </w:p>
                           </w:txbxContent>
@@ -1824,15 +1746,7 @@
                                   <w:rFonts w:ascii="Tahoma" w:eastAsia="Tahoma" w:hAnsi="Tahoma" w:cs="Tahoma"/>
                                   <w:sz w:val="16"/>
                                 </w:rPr>
-                                <w:t>_direccion_</w:t>
-                              </w:r>
-                              <w:proofErr w:type="gramStart"/>
-                              <w:r>
-                                <w:rPr>
-                                  <w:rFonts w:ascii="Tahoma" w:eastAsia="Tahoma" w:hAnsi="Tahoma" w:cs="Tahoma"/>
-                                  <w:sz w:val="16"/>
-                                </w:rPr>
-                                <w:t>fiscal</w:t>
+                                <w:t>_direccion_fiscal</w:t>
                               </w:r>
                               <w:proofErr w:type="spellEnd"/>
                               <w:r>
@@ -1840,15 +1754,7 @@
                                   <w:rFonts w:ascii="Tahoma" w:eastAsia="Tahoma" w:hAnsi="Tahoma" w:cs="Tahoma"/>
                                   <w:sz w:val="16"/>
                                 </w:rPr>
-                                <w:t xml:space="preserve"> }</w:t>
-                              </w:r>
-                              <w:proofErr w:type="gramEnd"/>
-                              <w:r>
-                                <w:rPr>
-                                  <w:rFonts w:ascii="Tahoma" w:eastAsia="Tahoma" w:hAnsi="Tahoma" w:cs="Tahoma"/>
-                                  <w:sz w:val="16"/>
-                                </w:rPr>
-                                <w:t>}</w:t>
+                                <w:t xml:space="preserve"> }}</w:t>
                               </w:r>
                             </w:p>
                           </w:txbxContent>
@@ -2333,15 +2239,7 @@
                                   <w:rFonts w:ascii="Tahoma" w:eastAsia="Tahoma" w:hAnsi="Tahoma" w:cs="Tahoma"/>
                                   <w:sz w:val="16"/>
                                 </w:rPr>
-                                <w:t>_</w:t>
-                              </w:r>
-                              <w:proofErr w:type="gramStart"/>
-                              <w:r>
-                                <w:rPr>
-                                  <w:rFonts w:ascii="Tahoma" w:eastAsia="Tahoma" w:hAnsi="Tahoma" w:cs="Tahoma"/>
-                                  <w:sz w:val="16"/>
-                                </w:rPr>
-                                <w:t>nombre</w:t>
+                                <w:t>_nombre</w:t>
                               </w:r>
                               <w:proofErr w:type="spellEnd"/>
                               <w:r>
@@ -2349,15 +2247,7 @@
                                   <w:rFonts w:ascii="Tahoma" w:eastAsia="Tahoma" w:hAnsi="Tahoma" w:cs="Tahoma"/>
                                   <w:sz w:val="16"/>
                                 </w:rPr>
-                                <w:t xml:space="preserve"> }</w:t>
-                              </w:r>
-                              <w:proofErr w:type="gramEnd"/>
-                              <w:r>
-                                <w:rPr>
-                                  <w:rFonts w:ascii="Tahoma" w:eastAsia="Tahoma" w:hAnsi="Tahoma" w:cs="Tahoma"/>
-                                  <w:sz w:val="16"/>
-                                </w:rPr>
-                                <w:t>}</w:t>
+                                <w:t xml:space="preserve"> }}</w:t>
                               </w:r>
                             </w:p>
                             <w:bookmarkEnd w:id="0"/>
@@ -2415,15 +2305,7 @@
                                   <w:rFonts w:ascii="Tahoma" w:eastAsia="Tahoma" w:hAnsi="Tahoma" w:cs="Tahoma"/>
                                   <w:sz w:val="16"/>
                                 </w:rPr>
-                                <w:t>_</w:t>
-                              </w:r>
-                              <w:proofErr w:type="gramStart"/>
-                              <w:r>
-                                <w:rPr>
-                                  <w:rFonts w:ascii="Tahoma" w:eastAsia="Tahoma" w:hAnsi="Tahoma" w:cs="Tahoma"/>
-                                  <w:sz w:val="16"/>
-                                </w:rPr>
-                                <w:t>vendedor</w:t>
+                                <w:t>_vendedor</w:t>
                               </w:r>
                               <w:proofErr w:type="spellEnd"/>
                               <w:r>
@@ -2431,15 +2313,7 @@
                                   <w:rFonts w:ascii="Tahoma" w:eastAsia="Tahoma" w:hAnsi="Tahoma" w:cs="Tahoma"/>
                                   <w:sz w:val="16"/>
                                 </w:rPr>
-                                <w:t xml:space="preserve"> }</w:t>
-                              </w:r>
-                              <w:proofErr w:type="gramEnd"/>
-                              <w:r>
-                                <w:rPr>
-                                  <w:rFonts w:ascii="Tahoma" w:eastAsia="Tahoma" w:hAnsi="Tahoma" w:cs="Tahoma"/>
-                                  <w:sz w:val="16"/>
-                                </w:rPr>
-                                <w:t>}</w:t>
+                                <w:t xml:space="preserve"> }}</w:t>
                               </w:r>
                             </w:p>
                           </w:txbxContent>
@@ -2485,7 +2359,7 @@
                         <wps:cNvSpPr/>
                         <wps:spPr>
                           <a:xfrm>
-                            <a:off x="1602317" y="520881"/>
+                            <a:off x="2234777" y="520881"/>
                             <a:ext cx="3347065" cy="194962"/>
                           </a:xfrm>
                           <a:prstGeom prst="rect">
@@ -2503,14 +2377,7 @@
                                   <w:rFonts w:ascii="Tahoma" w:eastAsia="Tahoma" w:hAnsi="Tahoma" w:cs="Tahoma"/>
                                   <w:sz w:val="16"/>
                                 </w:rPr>
-                                <w:t xml:space="preserve">Teléfono: </w:t>
-                              </w:r>
-                              <w:r>
-                                <w:rPr>
-                                  <w:rFonts w:ascii="Tahoma" w:eastAsia="Tahoma" w:hAnsi="Tahoma" w:cs="Tahoma"/>
-                                  <w:sz w:val="16"/>
-                                </w:rPr>
-                                <w:t>717 9148 – 717 9516 Cel: 940 479 303 – 992 519 846</w:t>
+                                <w:t>Cel: 940 479 303 – 992 519 846</w:t>
                               </w:r>
                             </w:p>
                           </w:txbxContent>
@@ -2527,7 +2394,7 @@
           </mc:Choice>
           <mc:Fallback>
             <w:pict>
-              <v:group w14:anchorId="3E1CDECE" id="Group 1443" o:spid="_x0000_s1032" style="width:564pt;height:171.35pt;mso-position-horizontal-relative:char;mso-position-vertical-relative:line" coordsize="71627,21761" o:gfxdata="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">
+              <v:group w14:anchorId="3E1CDECE" id="Group 1443" o:spid="_x0000_s1032" style="width:564pt;height:171.35pt;mso-position-horizontal-relative:char;mso-position-vertical-relative:line" coordsize="71627,21761" o:gfxdata="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">
                 <v:shape id="Shape 6" o:spid="_x0000_s1033" style="position:absolute;top:10668;width:67913;height:8667;visibility:visible;mso-wrap-style:square;v-text-anchor:top" coordsize="6791325,866775" o:gfxdata="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" path="m127000,l6664325,v127000,,127000,,127000,127000l6791325,739775v,127000,,127000,-127000,127000l127000,866775c,866775,,866775,,739775l,127000c,,,,127000,xe" filled="f" strokecolor="gray" strokeweight="1pt">
                   <v:stroke miterlimit="83231f" joinstyle="miter"/>
                   <v:path arrowok="t" textboxrect="0,0,6791325,866775"/>
@@ -2681,16 +2548,7 @@
                             <w:b/>
                             <w:sz w:val="24"/>
                           </w:rPr>
-                          <w:t>_</w:t>
-                        </w:r>
-                        <w:proofErr w:type="gramStart"/>
-                        <w:r>
-                          <w:rPr>
-                            <w:rFonts w:ascii="Tahoma" w:eastAsia="Tahoma" w:hAnsi="Tahoma" w:cs="Tahoma"/>
-                            <w:b/>
-                            <w:sz w:val="24"/>
-                          </w:rPr>
-                          <w:t>pedido</w:t>
+                          <w:t>_pedido</w:t>
                         </w:r>
                         <w:proofErr w:type="spellEnd"/>
                         <w:r>
@@ -2699,16 +2557,7 @@
                             <w:b/>
                             <w:sz w:val="24"/>
                           </w:rPr>
-                          <w:t xml:space="preserve"> }</w:t>
-                        </w:r>
-                        <w:proofErr w:type="gramEnd"/>
-                        <w:r>
-                          <w:rPr>
-                            <w:rFonts w:ascii="Tahoma" w:eastAsia="Tahoma" w:hAnsi="Tahoma" w:cs="Tahoma"/>
-                            <w:b/>
-                            <w:sz w:val="24"/>
-                          </w:rPr>
-                          <w:t>}</w:t>
+                          <w:t xml:space="preserve"> }}</w:t>
                         </w:r>
                       </w:p>
                       <w:p/>
@@ -2766,7 +2615,21 @@
                             <w:rFonts w:ascii="Tahoma" w:eastAsia="Tahoma" w:hAnsi="Tahoma" w:cs="Tahoma"/>
                             <w:sz w:val="16"/>
                           </w:rPr>
-                          <w:t xml:space="preserve"> LIMA - LIMA</w:t>
+                          <w:t xml:space="preserve"> LIMA </w:t>
+                        </w:r>
+                        <w:r>
+                          <w:rPr>
+                            <w:rFonts w:ascii="Tahoma" w:eastAsia="Tahoma" w:hAnsi="Tahoma" w:cs="Tahoma"/>
+                            <w:sz w:val="16"/>
+                          </w:rPr>
+                          <w:t>–</w:t>
+                        </w:r>
+                        <w:r>
+                          <w:rPr>
+                            <w:rFonts w:ascii="Tahoma" w:eastAsia="Tahoma" w:hAnsi="Tahoma" w:cs="Tahoma"/>
+                            <w:sz w:val="16"/>
+                          </w:rPr>
+                          <w:t xml:space="preserve"> LIMA</w:t>
                         </w:r>
                       </w:p>
                     </w:txbxContent>
@@ -2809,16 +2672,7 @@
                             <w:sz w:val="16"/>
                             <w:szCs w:val="16"/>
                           </w:rPr>
-                          <w:t>_</w:t>
-                        </w:r>
-                        <w:proofErr w:type="gramStart"/>
-                        <w:r>
-                          <w:rPr>
-                            <w:rFonts w:ascii="Tahoma" w:hAnsi="Tahoma" w:cs="Tahoma"/>
-                            <w:sz w:val="16"/>
-                            <w:szCs w:val="16"/>
-                          </w:rPr>
-                          <w:t>nombre</w:t>
+                          <w:t>_nombre</w:t>
                         </w:r>
                         <w:proofErr w:type="spellEnd"/>
                         <w:r>
@@ -2827,16 +2681,7 @@
                             <w:sz w:val="16"/>
                             <w:szCs w:val="16"/>
                           </w:rPr>
-                          <w:t xml:space="preserve"> }</w:t>
-                        </w:r>
-                        <w:proofErr w:type="gramEnd"/>
-                        <w:r>
-                          <w:rPr>
-                            <w:rFonts w:ascii="Tahoma" w:hAnsi="Tahoma" w:cs="Tahoma"/>
-                            <w:sz w:val="16"/>
-                            <w:szCs w:val="16"/>
-                          </w:rPr>
-                          <w:t>}</w:t>
+                          <w:t xml:space="preserve"> }}</w:t>
                         </w:r>
                       </w:p>
                     </w:txbxContent>
@@ -2905,15 +2750,7 @@
                             <w:rFonts w:ascii="Tahoma" w:eastAsia="Tahoma" w:hAnsi="Tahoma" w:cs="Tahoma"/>
                             <w:sz w:val="16"/>
                           </w:rPr>
-                          <w:t>_direccion_</w:t>
-                        </w:r>
-                        <w:proofErr w:type="gramStart"/>
-                        <w:r>
-                          <w:rPr>
-                            <w:rFonts w:ascii="Tahoma" w:eastAsia="Tahoma" w:hAnsi="Tahoma" w:cs="Tahoma"/>
-                            <w:sz w:val="16"/>
-                          </w:rPr>
-                          <w:t>fiscal</w:t>
+                          <w:t>_direccion_fiscal</w:t>
                         </w:r>
                         <w:proofErr w:type="spellEnd"/>
                         <w:r>
@@ -2921,15 +2758,7 @@
                             <w:rFonts w:ascii="Tahoma" w:eastAsia="Tahoma" w:hAnsi="Tahoma" w:cs="Tahoma"/>
                             <w:sz w:val="16"/>
                           </w:rPr>
-                          <w:t xml:space="preserve"> }</w:t>
-                        </w:r>
-                        <w:proofErr w:type="gramEnd"/>
-                        <w:r>
-                          <w:rPr>
-                            <w:rFonts w:ascii="Tahoma" w:eastAsia="Tahoma" w:hAnsi="Tahoma" w:cs="Tahoma"/>
-                            <w:sz w:val="16"/>
-                          </w:rPr>
-                          <w:t>}</w:t>
+                          <w:t xml:space="preserve"> }}</w:t>
                         </w:r>
                       </w:p>
                     </w:txbxContent>
@@ -3176,15 +3005,7 @@
                             <w:rFonts w:ascii="Tahoma" w:eastAsia="Tahoma" w:hAnsi="Tahoma" w:cs="Tahoma"/>
                             <w:sz w:val="16"/>
                           </w:rPr>
-                          <w:t>_</w:t>
-                        </w:r>
-                        <w:proofErr w:type="gramStart"/>
-                        <w:r>
-                          <w:rPr>
-                            <w:rFonts w:ascii="Tahoma" w:eastAsia="Tahoma" w:hAnsi="Tahoma" w:cs="Tahoma"/>
-                            <w:sz w:val="16"/>
-                          </w:rPr>
-                          <w:t>nombre</w:t>
+                          <w:t>_nombre</w:t>
                         </w:r>
                         <w:proofErr w:type="spellEnd"/>
                         <w:r>
@@ -3192,15 +3013,7 @@
                             <w:rFonts w:ascii="Tahoma" w:eastAsia="Tahoma" w:hAnsi="Tahoma" w:cs="Tahoma"/>
                             <w:sz w:val="16"/>
                           </w:rPr>
-                          <w:t xml:space="preserve"> }</w:t>
-                        </w:r>
-                        <w:proofErr w:type="gramEnd"/>
-                        <w:r>
-                          <w:rPr>
-                            <w:rFonts w:ascii="Tahoma" w:eastAsia="Tahoma" w:hAnsi="Tahoma" w:cs="Tahoma"/>
-                            <w:sz w:val="16"/>
-                          </w:rPr>
-                          <w:t>}</w:t>
+                          <w:t xml:space="preserve"> }}</w:t>
                         </w:r>
                       </w:p>
                       <w:bookmarkEnd w:id="1"/>
@@ -3241,15 +3054,7 @@
                             <w:rFonts w:ascii="Tahoma" w:eastAsia="Tahoma" w:hAnsi="Tahoma" w:cs="Tahoma"/>
                             <w:sz w:val="16"/>
                           </w:rPr>
-                          <w:t>_</w:t>
-                        </w:r>
-                        <w:proofErr w:type="gramStart"/>
-                        <w:r>
-                          <w:rPr>
-                            <w:rFonts w:ascii="Tahoma" w:eastAsia="Tahoma" w:hAnsi="Tahoma" w:cs="Tahoma"/>
-                            <w:sz w:val="16"/>
-                          </w:rPr>
-                          <w:t>vendedor</w:t>
+                          <w:t>_vendedor</w:t>
                         </w:r>
                         <w:proofErr w:type="spellEnd"/>
                         <w:r>
@@ -3257,15 +3062,7 @@
                             <w:rFonts w:ascii="Tahoma" w:eastAsia="Tahoma" w:hAnsi="Tahoma" w:cs="Tahoma"/>
                             <w:sz w:val="16"/>
                           </w:rPr>
-                          <w:t xml:space="preserve"> }</w:t>
-                        </w:r>
-                        <w:proofErr w:type="gramEnd"/>
-                        <w:r>
-                          <w:rPr>
-                            <w:rFonts w:ascii="Tahoma" w:eastAsia="Tahoma" w:hAnsi="Tahoma" w:cs="Tahoma"/>
-                            <w:sz w:val="16"/>
-                          </w:rPr>
-                          <w:t>}</w:t>
+                          <w:t xml:space="preserve"> }}</w:t>
                         </w:r>
                       </w:p>
                     </w:txbxContent>
@@ -3286,7 +3083,7 @@
                     </w:txbxContent>
                   </v:textbox>
                 </v:rect>
-                <v:rect id="Rectangle 43" o:spid="_x0000_s1065" style="position:absolute;left:16023;top:5208;width:33470;height:1950;visibility:visible;mso-wrap-style:square;v-text-anchor:top" o:gfxdata="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" filled="f" stroked="f">
+                <v:rect id="Rectangle 43" o:spid="_x0000_s1065" style="position:absolute;left:22347;top:5208;width:33471;height:1950;visibility:visible;mso-wrap-style:square;v-text-anchor:top" o:gfxdata="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" filled="f" stroked="f">
                   <v:textbox inset="0,0,0,0">
                     <w:txbxContent>
                       <w:p>
@@ -3295,14 +3092,7 @@
                             <w:rFonts w:ascii="Tahoma" w:eastAsia="Tahoma" w:hAnsi="Tahoma" w:cs="Tahoma"/>
                             <w:sz w:val="16"/>
                           </w:rPr>
-                          <w:t xml:space="preserve">Teléfono: </w:t>
-                        </w:r>
-                        <w:r>
-                          <w:rPr>
-                            <w:rFonts w:ascii="Tahoma" w:eastAsia="Tahoma" w:hAnsi="Tahoma" w:cs="Tahoma"/>
-                            <w:sz w:val="16"/>
-                          </w:rPr>
-                          <w:t>717 9148 – 717 9516 Cel: 940 479 303 – 992 519 846</w:t>
+                          <w:t>Cel: 940 479 303 – 992 519 846</w:t>
                         </w:r>
                       </w:p>
                     </w:txbxContent>
@@ -3940,15 +3730,31 @@
                 <w:sz w:val="16"/>
                 <w:szCs w:val="16"/>
               </w:rPr>
-              <w:t>{{ i</w:t>
-            </w:r>
-            <w:proofErr w:type="gramEnd"/>
+              <w:t xml:space="preserve">{{ </w:t>
+            </w:r>
+            <w:proofErr w:type="spellStart"/>
             <w:r>
               <w:rPr>
                 <w:sz w:val="16"/>
                 <w:szCs w:val="16"/>
               </w:rPr>
-              <w:t>.desc }}</w:t>
+              <w:t>i</w:t>
+            </w:r>
+            <w:proofErr w:type="gramEnd"/>
+            <w:r>
+              <w:rPr>
+                <w:sz w:val="16"/>
+                <w:szCs w:val="16"/>
+              </w:rPr>
+              <w:t>.desc</w:t>
+            </w:r>
+            <w:proofErr w:type="spellEnd"/>
+            <w:r>
+              <w:rPr>
+                <w:sz w:val="16"/>
+                <w:szCs w:val="16"/>
+              </w:rPr>
+              <w:t xml:space="preserve"> }}</w:t>
             </w:r>
           </w:p>
         </w:tc>
@@ -4014,7 +3820,15 @@
                 <w:sz w:val="18"/>
                 <w:szCs w:val="18"/>
               </w:rPr>
-              <w:t>{{ i</w:t>
+              <w:t xml:space="preserve">{{ </w:t>
+            </w:r>
+            <w:proofErr w:type="spellStart"/>
+            <w:r>
+              <w:rPr>
+                <w:sz w:val="18"/>
+                <w:szCs w:val="18"/>
+              </w:rPr>
+              <w:t>i</w:t>
             </w:r>
             <w:proofErr w:type="gramEnd"/>
             <w:r>
@@ -4022,7 +3836,15 @@
                 <w:sz w:val="18"/>
                 <w:szCs w:val="18"/>
               </w:rPr>
-              <w:t>.cant }}</w:t>
+              <w:t>.cant</w:t>
+            </w:r>
+            <w:proofErr w:type="spellEnd"/>
+            <w:r>
+              <w:rPr>
+                <w:sz w:val="18"/>
+                <w:szCs w:val="18"/>
+              </w:rPr>
+              <w:t xml:space="preserve"> }}</w:t>
             </w:r>
           </w:p>
         </w:tc>
@@ -4107,7 +3929,15 @@
                 <w:sz w:val="18"/>
                 <w:szCs w:val="18"/>
               </w:rPr>
-              <w:t>{{ i</w:t>
+              <w:t xml:space="preserve">{{ </w:t>
+            </w:r>
+            <w:proofErr w:type="spellStart"/>
+            <w:r>
+              <w:rPr>
+                <w:sz w:val="18"/>
+                <w:szCs w:val="18"/>
+              </w:rPr>
+              <w:t>i</w:t>
             </w:r>
             <w:proofErr w:type="gramEnd"/>
             <w:r>
@@ -4115,7 +3945,15 @@
                 <w:sz w:val="18"/>
                 <w:szCs w:val="18"/>
               </w:rPr>
-              <w:t>.subtotal }}</w:t>
+              <w:t>.subtotal</w:t>
+            </w:r>
+            <w:proofErr w:type="spellEnd"/>
+            <w:r>
+              <w:rPr>
+                <w:sz w:val="18"/>
+                <w:szCs w:val="18"/>
+              </w:rPr>
+              <w:t xml:space="preserve"> }}</w:t>
             </w:r>
           </w:p>
         </w:tc>
@@ -4146,7 +3984,23 @@
                 <w:sz w:val="2"/>
                 <w:szCs w:val="2"/>
               </w:rPr>
-              <w:t>{% endfor %}</w:t>
+              <w:t xml:space="preserve">{% </w:t>
+            </w:r>
+            <w:proofErr w:type="spellStart"/>
+            <w:r>
+              <w:rPr>
+                <w:sz w:val="2"/>
+                <w:szCs w:val="2"/>
+              </w:rPr>
+              <w:t>endfor</w:t>
+            </w:r>
+            <w:proofErr w:type="spellEnd"/>
+            <w:r>
+              <w:rPr>
+                <w:sz w:val="2"/>
+                <w:szCs w:val="2"/>
+              </w:rPr>
+              <w:t xml:space="preserve"> %}</w:t>
             </w:r>
           </w:p>
         </w:tc>
@@ -4345,8 +4199,18 @@
                 <w:sz w:val="18"/>
                 <w:szCs w:val="18"/>
               </w:rPr>
-              <w:t>{{ simbolo</w:t>
-            </w:r>
+              <w:t xml:space="preserve">{{ </w:t>
+            </w:r>
+            <w:proofErr w:type="spellStart"/>
+            <w:r>
+              <w:rPr>
+                <w:rFonts w:ascii="Arial" w:hAnsi="Arial" w:cs="Arial"/>
+                <w:sz w:val="18"/>
+                <w:szCs w:val="18"/>
+              </w:rPr>
+              <w:t>simbolo</w:t>
+            </w:r>
+            <w:proofErr w:type="spellEnd"/>
             <w:proofErr w:type="gramEnd"/>
             <w:r>
               <w:rPr>
@@ -4354,33 +4218,15 @@
                 <w:sz w:val="18"/>
                 <w:szCs w:val="18"/>
               </w:rPr>
-              <w:t xml:space="preserve"> </w:t>
-            </w:r>
-            <w:proofErr w:type="gramStart"/>
+              <w:t xml:space="preserve"> }} </w:t>
+            </w:r>
             <w:r>
               <w:rPr>
                 <w:rFonts w:ascii="Arial" w:hAnsi="Arial" w:cs="Arial"/>
                 <w:sz w:val="18"/>
                 <w:szCs w:val="18"/>
               </w:rPr>
-              <w:t xml:space="preserve">}} </w:t>
-            </w:r>
-            <w:r>
-              <w:rPr>
-                <w:rFonts w:ascii="Arial" w:hAnsi="Arial" w:cs="Arial"/>
-                <w:sz w:val="18"/>
-                <w:szCs w:val="18"/>
-              </w:rPr>
-              <w:t xml:space="preserve">  </w:t>
-            </w:r>
-            <w:proofErr w:type="gramEnd"/>
-            <w:r>
-              <w:rPr>
-                <w:rFonts w:ascii="Arial" w:hAnsi="Arial" w:cs="Arial"/>
-                <w:sz w:val="18"/>
-                <w:szCs w:val="18"/>
-              </w:rPr>
-              <w:t xml:space="preserve">      </w:t>
+              <w:t xml:space="preserve">        </w:t>
             </w:r>
           </w:p>
         </w:tc>
@@ -4524,8 +4370,18 @@
                 <w:sz w:val="18"/>
                 <w:szCs w:val="18"/>
               </w:rPr>
-              <w:t>{{ simbolo</w:t>
-            </w:r>
+              <w:t xml:space="preserve">{{ </w:t>
+            </w:r>
+            <w:proofErr w:type="spellStart"/>
+            <w:r>
+              <w:rPr>
+                <w:rFonts w:ascii="Arial" w:hAnsi="Arial" w:cs="Arial"/>
+                <w:sz w:val="18"/>
+                <w:szCs w:val="18"/>
+              </w:rPr>
+              <w:t>simbolo</w:t>
+            </w:r>
+            <w:proofErr w:type="spellEnd"/>
             <w:proofErr w:type="gramEnd"/>
             <w:r>
               <w:rPr>
@@ -4533,33 +4389,15 @@
                 <w:sz w:val="18"/>
                 <w:szCs w:val="18"/>
               </w:rPr>
-              <w:t xml:space="preserve"> </w:t>
-            </w:r>
-            <w:proofErr w:type="gramStart"/>
+              <w:t xml:space="preserve"> }} </w:t>
+            </w:r>
             <w:r>
               <w:rPr>
                 <w:rFonts w:ascii="Arial" w:hAnsi="Arial" w:cs="Arial"/>
                 <w:sz w:val="18"/>
                 <w:szCs w:val="18"/>
               </w:rPr>
-              <w:t xml:space="preserve">}} </w:t>
-            </w:r>
-            <w:r>
-              <w:rPr>
-                <w:rFonts w:ascii="Arial" w:hAnsi="Arial" w:cs="Arial"/>
-                <w:sz w:val="18"/>
-                <w:szCs w:val="18"/>
-              </w:rPr>
-              <w:t xml:space="preserve">  </w:t>
-            </w:r>
-            <w:proofErr w:type="gramEnd"/>
-            <w:r>
-              <w:rPr>
-                <w:rFonts w:ascii="Arial" w:hAnsi="Arial" w:cs="Arial"/>
-                <w:sz w:val="18"/>
-                <w:szCs w:val="18"/>
-              </w:rPr>
-              <w:t xml:space="preserve">      </w:t>
+              <w:t xml:space="preserve">        </w:t>
             </w:r>
           </w:p>
         </w:tc>
@@ -4673,8 +4511,18 @@
                 <w:sz w:val="18"/>
                 <w:szCs w:val="18"/>
               </w:rPr>
-              <w:t>{{ simbolo</w:t>
-            </w:r>
+              <w:t xml:space="preserve">{{ </w:t>
+            </w:r>
+            <w:proofErr w:type="spellStart"/>
+            <w:r>
+              <w:rPr>
+                <w:rFonts w:ascii="Arial" w:hAnsi="Arial" w:cs="Arial"/>
+                <w:sz w:val="18"/>
+                <w:szCs w:val="18"/>
+              </w:rPr>
+              <w:t>simbolo</w:t>
+            </w:r>
+            <w:proofErr w:type="spellEnd"/>
             <w:proofErr w:type="gramEnd"/>
             <w:r>
               <w:rPr>
@@ -4682,33 +4530,15 @@
                 <w:sz w:val="18"/>
                 <w:szCs w:val="18"/>
               </w:rPr>
-              <w:t xml:space="preserve"> </w:t>
-            </w:r>
-            <w:proofErr w:type="gramStart"/>
+              <w:t xml:space="preserve"> }} </w:t>
+            </w:r>
             <w:r>
               <w:rPr>
                 <w:rFonts w:ascii="Arial" w:hAnsi="Arial" w:cs="Arial"/>
                 <w:sz w:val="18"/>
                 <w:szCs w:val="18"/>
               </w:rPr>
-              <w:t xml:space="preserve">}} </w:t>
-            </w:r>
-            <w:r>
-              <w:rPr>
-                <w:rFonts w:ascii="Arial" w:hAnsi="Arial" w:cs="Arial"/>
-                <w:sz w:val="18"/>
-                <w:szCs w:val="18"/>
-              </w:rPr>
-              <w:t xml:space="preserve">  </w:t>
-            </w:r>
-            <w:proofErr w:type="gramEnd"/>
-            <w:r>
-              <w:rPr>
-                <w:rFonts w:ascii="Arial" w:hAnsi="Arial" w:cs="Arial"/>
-                <w:sz w:val="18"/>
-                <w:szCs w:val="18"/>
-              </w:rPr>
-              <w:t xml:space="preserve">      </w:t>
+              <w:t xml:space="preserve">        </w:t>
             </w:r>
           </w:p>
         </w:tc>
@@ -4837,8 +4667,18 @@
                 <w:sz w:val="18"/>
                 <w:szCs w:val="18"/>
               </w:rPr>
-              <w:t>{{ simbolo</w:t>
-            </w:r>
+              <w:t xml:space="preserve">{{ </w:t>
+            </w:r>
+            <w:proofErr w:type="spellStart"/>
+            <w:r>
+              <w:rPr>
+                <w:rFonts w:ascii="Arial" w:hAnsi="Arial" w:cs="Arial"/>
+                <w:sz w:val="18"/>
+                <w:szCs w:val="18"/>
+              </w:rPr>
+              <w:t>simbolo</w:t>
+            </w:r>
+            <w:proofErr w:type="spellEnd"/>
             <w:proofErr w:type="gramEnd"/>
             <w:r>
               <w:rPr>
@@ -4846,33 +4686,15 @@
                 <w:sz w:val="18"/>
                 <w:szCs w:val="18"/>
               </w:rPr>
-              <w:t xml:space="preserve"> </w:t>
-            </w:r>
-            <w:proofErr w:type="gramStart"/>
+              <w:t xml:space="preserve"> }} </w:t>
+            </w:r>
             <w:r>
               <w:rPr>
                 <w:rFonts w:ascii="Arial" w:hAnsi="Arial" w:cs="Arial"/>
                 <w:sz w:val="18"/>
                 <w:szCs w:val="18"/>
               </w:rPr>
-              <w:t xml:space="preserve">}} </w:t>
-            </w:r>
-            <w:r>
-              <w:rPr>
-                <w:rFonts w:ascii="Arial" w:hAnsi="Arial" w:cs="Arial"/>
-                <w:sz w:val="18"/>
-                <w:szCs w:val="18"/>
-              </w:rPr>
-              <w:t xml:space="preserve">  </w:t>
-            </w:r>
-            <w:proofErr w:type="gramEnd"/>
-            <w:r>
-              <w:rPr>
-                <w:rFonts w:ascii="Arial" w:hAnsi="Arial" w:cs="Arial"/>
-                <w:sz w:val="18"/>
-                <w:szCs w:val="18"/>
-              </w:rPr>
-              <w:t xml:space="preserve">      </w:t>
+              <w:t xml:space="preserve">        </w:t>
             </w:r>
           </w:p>
         </w:tc>
@@ -4901,8 +4723,18 @@
                 <w:sz w:val="18"/>
                 <w:szCs w:val="18"/>
               </w:rPr>
-              <w:t>{{ igv</w:t>
-            </w:r>
+              <w:t xml:space="preserve">{{ </w:t>
+            </w:r>
+            <w:proofErr w:type="spellStart"/>
+            <w:r>
+              <w:rPr>
+                <w:rFonts w:ascii="Arial" w:hAnsi="Arial" w:cs="Arial"/>
+                <w:sz w:val="18"/>
+                <w:szCs w:val="18"/>
+              </w:rPr>
+              <w:t>igv</w:t>
+            </w:r>
+            <w:proofErr w:type="spellEnd"/>
             <w:proofErr w:type="gramEnd"/>
             <w:r>
               <w:rPr>
@@ -4993,9 +4825,9 @@
                 <w:sz w:val="18"/>
                 <w:szCs w:val="18"/>
               </w:rPr>
-              <w:t>{{ simbolo</w:t>
-            </w:r>
-            <w:proofErr w:type="gramEnd"/>
+              <w:t xml:space="preserve">{{ </w:t>
+            </w:r>
+            <w:proofErr w:type="spellStart"/>
             <w:r>
               <w:rPr>
                 <w:rFonts w:ascii="Arial" w:hAnsi="Arial" w:cs="Arial"/>
@@ -5004,9 +4836,10 @@
                 <w:sz w:val="18"/>
                 <w:szCs w:val="18"/>
               </w:rPr>
-              <w:t xml:space="preserve"> </w:t>
-            </w:r>
-            <w:proofErr w:type="gramStart"/>
+              <w:t>simbolo</w:t>
+            </w:r>
+            <w:proofErr w:type="spellEnd"/>
+            <w:proofErr w:type="gramEnd"/>
             <w:r>
               <w:rPr>
                 <w:rFonts w:ascii="Arial" w:hAnsi="Arial" w:cs="Arial"/>
@@ -5015,18 +4848,7 @@
                 <w:sz w:val="18"/>
                 <w:szCs w:val="18"/>
               </w:rPr>
-              <w:t xml:space="preserve">}}   </w:t>
-            </w:r>
-            <w:proofErr w:type="gramEnd"/>
-            <w:r>
-              <w:rPr>
-                <w:rFonts w:ascii="Arial" w:hAnsi="Arial" w:cs="Arial"/>
-                <w:b/>
-                <w:bCs/>
-                <w:sz w:val="18"/>
-                <w:szCs w:val="18"/>
-              </w:rPr>
-              <w:t xml:space="preserve">      </w:t>
+              <w:t xml:space="preserve"> }}         </w:t>
             </w:r>
           </w:p>
         </w:tc>
@@ -5165,16 +4987,7 @@
                                 <w:sz w:val="16"/>
                                 <w:lang w:val="es-MX"/>
                               </w:rPr>
-                              <w:t>_</w:t>
-                            </w:r>
-                            <w:proofErr w:type="gramStart"/>
-                            <w:r>
-                              <w:rPr>
-                                <w:rFonts w:ascii="Tahoma" w:eastAsia="Tahoma" w:hAnsi="Tahoma" w:cs="Tahoma"/>
-                                <w:sz w:val="16"/>
-                                <w:lang w:val="es-MX"/>
-                              </w:rPr>
-                              <w:t>letras</w:t>
+                              <w:t>_letras</w:t>
                             </w:r>
                             <w:proofErr w:type="spellEnd"/>
                             <w:r>
@@ -5183,16 +4996,7 @@
                                 <w:sz w:val="16"/>
                                 <w:lang w:val="es-MX"/>
                               </w:rPr>
-                              <w:t xml:space="preserve"> }</w:t>
-                            </w:r>
-                            <w:proofErr w:type="gramEnd"/>
-                            <w:r>
-                              <w:rPr>
-                                <w:rFonts w:ascii="Tahoma" w:eastAsia="Tahoma" w:hAnsi="Tahoma" w:cs="Tahoma"/>
-                                <w:sz w:val="16"/>
-                                <w:lang w:val="es-MX"/>
-                              </w:rPr>
-                              <w:t>}</w:t>
+                              <w:t xml:space="preserve"> }}</w:t>
                             </w:r>
                           </w:p>
                           <w:p>
@@ -5265,16 +5069,7 @@
                           <w:sz w:val="16"/>
                           <w:lang w:val="es-MX"/>
                         </w:rPr>
-                        <w:t>_</w:t>
-                      </w:r>
-                      <w:proofErr w:type="gramStart"/>
-                      <w:r>
-                        <w:rPr>
-                          <w:rFonts w:ascii="Tahoma" w:eastAsia="Tahoma" w:hAnsi="Tahoma" w:cs="Tahoma"/>
-                          <w:sz w:val="16"/>
-                          <w:lang w:val="es-MX"/>
-                        </w:rPr>
-                        <w:t>letras</w:t>
+                        <w:t>_letras</w:t>
                       </w:r>
                       <w:proofErr w:type="spellEnd"/>
                       <w:r>
@@ -5283,16 +5078,7 @@
                           <w:sz w:val="16"/>
                           <w:lang w:val="es-MX"/>
                         </w:rPr>
-                        <w:t xml:space="preserve"> }</w:t>
-                      </w:r>
-                      <w:proofErr w:type="gramEnd"/>
-                      <w:r>
-                        <w:rPr>
-                          <w:rFonts w:ascii="Tahoma" w:eastAsia="Tahoma" w:hAnsi="Tahoma" w:cs="Tahoma"/>
-                          <w:sz w:val="16"/>
-                          <w:lang w:val="es-MX"/>
-                        </w:rPr>
-                        <w:t>}</w:t>
+                        <w:t xml:space="preserve"> }}</w:t>
                       </w:r>
                     </w:p>
                     <w:p>
@@ -5403,7 +5189,6 @@
         </w:rPr>
         <w:t xml:space="preserve"> </w:t>
       </w:r>
-      <w:proofErr w:type="gramStart"/>
       <w:r>
         <w:rPr>
           <w:rFonts w:ascii="Tahoma" w:eastAsia="Tahoma" w:hAnsi="Tahoma" w:cs="Tahoma"/>
@@ -5417,39 +5202,15 @@
           <w:rFonts w:ascii="Tahoma" w:eastAsia="Tahoma" w:hAnsi="Tahoma" w:cs="Tahoma"/>
           <w:sz w:val="16"/>
         </w:rPr>
-        <w:t>condicion</w:t>
-      </w:r>
-      <w:proofErr w:type="gramEnd"/>
+        <w:t>condicion_pago</w:t>
+      </w:r>
+      <w:proofErr w:type="spellEnd"/>
       <w:r>
         <w:rPr>
           <w:rFonts w:ascii="Tahoma" w:eastAsia="Tahoma" w:hAnsi="Tahoma" w:cs="Tahoma"/>
           <w:sz w:val="16"/>
         </w:rPr>
-        <w:t>_</w:t>
-      </w:r>
-      <w:proofErr w:type="gramStart"/>
-      <w:r>
-        <w:rPr>
-          <w:rFonts w:ascii="Tahoma" w:eastAsia="Tahoma" w:hAnsi="Tahoma" w:cs="Tahoma"/>
-          <w:sz w:val="16"/>
-        </w:rPr>
-        <w:t>pago</w:t>
-      </w:r>
-      <w:proofErr w:type="spellEnd"/>
-      <w:r>
-        <w:rPr>
-          <w:rFonts w:ascii="Tahoma" w:eastAsia="Tahoma" w:hAnsi="Tahoma" w:cs="Tahoma"/>
-          <w:sz w:val="16"/>
-        </w:rPr>
-        <w:t xml:space="preserve"> }</w:t>
-      </w:r>
-      <w:proofErr w:type="gramEnd"/>
-      <w:r>
-        <w:rPr>
-          <w:rFonts w:ascii="Tahoma" w:eastAsia="Tahoma" w:hAnsi="Tahoma" w:cs="Tahoma"/>
-          <w:sz w:val="16"/>
-        </w:rPr>
-        <w:t>}</w:t>
+        <w:t xml:space="preserve"> }}</w:t>
       </w:r>
     </w:p>
     <w:p>
@@ -5560,7 +5321,6 @@
         </w:rPr>
         <w:t xml:space="preserve"> </w:t>
       </w:r>
-      <w:proofErr w:type="gramStart"/>
       <w:r>
         <w:rPr>
           <w:rFonts w:ascii="Tahoma" w:eastAsia="Tahoma" w:hAnsi="Tahoma" w:cs="Tahoma"/>
@@ -5574,39 +5334,15 @@
           <w:rFonts w:ascii="Tahoma" w:eastAsia="Tahoma" w:hAnsi="Tahoma" w:cs="Tahoma"/>
           <w:sz w:val="16"/>
         </w:rPr>
-        <w:t>plazo</w:t>
-      </w:r>
-      <w:proofErr w:type="gramEnd"/>
+        <w:t>plazo_entrega</w:t>
+      </w:r>
+      <w:proofErr w:type="spellEnd"/>
       <w:r>
         <w:rPr>
           <w:rFonts w:ascii="Tahoma" w:eastAsia="Tahoma" w:hAnsi="Tahoma" w:cs="Tahoma"/>
           <w:sz w:val="16"/>
         </w:rPr>
-        <w:t>_</w:t>
-      </w:r>
-      <w:proofErr w:type="gramStart"/>
-      <w:r>
-        <w:rPr>
-          <w:rFonts w:ascii="Tahoma" w:eastAsia="Tahoma" w:hAnsi="Tahoma" w:cs="Tahoma"/>
-          <w:sz w:val="16"/>
-        </w:rPr>
-        <w:t>entrega</w:t>
-      </w:r>
-      <w:proofErr w:type="spellEnd"/>
-      <w:r>
-        <w:rPr>
-          <w:rFonts w:ascii="Tahoma" w:eastAsia="Tahoma" w:hAnsi="Tahoma" w:cs="Tahoma"/>
-          <w:sz w:val="16"/>
-        </w:rPr>
-        <w:t xml:space="preserve"> }</w:t>
-      </w:r>
-      <w:proofErr w:type="gramEnd"/>
-      <w:r>
-        <w:rPr>
-          <w:rFonts w:ascii="Tahoma" w:eastAsia="Tahoma" w:hAnsi="Tahoma" w:cs="Tahoma"/>
-          <w:sz w:val="16"/>
-        </w:rPr>
-        <w:t>}</w:t>
+        <w:t xml:space="preserve"> }}</w:t>
       </w:r>
     </w:p>
     <w:p>
@@ -5657,7 +5393,6 @@
         </w:rPr>
         <w:t xml:space="preserve"> </w:t>
       </w:r>
-      <w:proofErr w:type="gramStart"/>
       <w:r>
         <w:rPr>
           <w:rFonts w:ascii="Tahoma" w:eastAsia="Tahoma" w:hAnsi="Tahoma" w:cs="Tahoma"/>
@@ -5671,39 +5406,15 @@
           <w:rFonts w:ascii="Tahoma" w:eastAsia="Tahoma" w:hAnsi="Tahoma" w:cs="Tahoma"/>
           <w:sz w:val="16"/>
         </w:rPr>
-        <w:t>lugar</w:t>
-      </w:r>
-      <w:proofErr w:type="gramEnd"/>
+        <w:t>lugar_entrega</w:t>
+      </w:r>
+      <w:proofErr w:type="spellEnd"/>
       <w:r>
         <w:rPr>
           <w:rFonts w:ascii="Tahoma" w:eastAsia="Tahoma" w:hAnsi="Tahoma" w:cs="Tahoma"/>
           <w:sz w:val="16"/>
         </w:rPr>
-        <w:t>_</w:t>
-      </w:r>
-      <w:proofErr w:type="gramStart"/>
-      <w:r>
-        <w:rPr>
-          <w:rFonts w:ascii="Tahoma" w:eastAsia="Tahoma" w:hAnsi="Tahoma" w:cs="Tahoma"/>
-          <w:sz w:val="16"/>
-        </w:rPr>
-        <w:t>entrega</w:t>
-      </w:r>
-      <w:proofErr w:type="spellEnd"/>
-      <w:r>
-        <w:rPr>
-          <w:rFonts w:ascii="Tahoma" w:eastAsia="Tahoma" w:hAnsi="Tahoma" w:cs="Tahoma"/>
-          <w:sz w:val="16"/>
-        </w:rPr>
-        <w:t xml:space="preserve"> }</w:t>
-      </w:r>
-      <w:proofErr w:type="gramEnd"/>
-      <w:r>
-        <w:rPr>
-          <w:rFonts w:ascii="Tahoma" w:eastAsia="Tahoma" w:hAnsi="Tahoma" w:cs="Tahoma"/>
-          <w:sz w:val="16"/>
-        </w:rPr>
-        <w:t>}</w:t>
+        <w:t xml:space="preserve"> }}</w:t>
       </w:r>
     </w:p>
     <w:p>
@@ -5768,7 +5479,6 @@
         </w:rPr>
         <w:t xml:space="preserve"> </w:t>
       </w:r>
-      <w:proofErr w:type="gramStart"/>
       <w:r>
         <w:rPr>
           <w:rFonts w:ascii="Tahoma" w:eastAsia="Tahoma" w:hAnsi="Tahoma" w:cs="Tahoma"/>
@@ -5785,7 +5495,6 @@
         <w:t>observacion</w:t>
       </w:r>
       <w:proofErr w:type="spellEnd"/>
-      <w:proofErr w:type="gramEnd"/>
       <w:r>
         <w:rPr>
           <w:rFonts w:ascii="Tahoma" w:eastAsia="Tahoma" w:hAnsi="Tahoma" w:cs="Tahoma"/>
@@ -5798,56 +5507,41 @@
       <w:pPr>
         <w:spacing w:before="60" w:after="195" w:line="240" w:lineRule="auto"/>
       </w:pPr>
-      <w:proofErr w:type="gramStart"/>
-      <w:r>
-        <w:rPr>
-          <w:rFonts w:ascii="Tahoma" w:eastAsia="Tahoma" w:hAnsi="Tahoma" w:cs="Tahoma"/>
-          <w:sz w:val="16"/>
-        </w:rPr>
-        <w:t>Estas listo para trabajar con nosotros?</w:t>
-      </w:r>
-      <w:proofErr w:type="gramEnd"/>
-      <w:r>
-        <w:rPr>
-          <w:rFonts w:ascii="Tahoma" w:eastAsia="Tahoma" w:hAnsi="Tahoma" w:cs="Tahoma"/>
-          <w:sz w:val="16"/>
-        </w:rPr>
-        <w:t>, no dudes en contactarnos.</w:t>
-      </w:r>
-    </w:p>
-    <w:p>
-      <w:pPr>
-        <w:pStyle w:val="Ttulo1"/>
-        <w:spacing w:after="45"/>
-        <w:ind w:left="225" w:right="339"/>
-      </w:pPr>
       <w:r>
         <w:rPr>
           <w:noProof/>
         </w:rPr>
         <w:drawing>
-          <wp:anchor distT="0" distB="0" distL="114300" distR="114300" simplePos="0" relativeHeight="251658240" behindDoc="0" locked="0" layoutInCell="1" allowOverlap="0" wp14:anchorId="2AB5A961" wp14:editId="43CE0246">
+          <wp:anchor distT="0" distB="0" distL="114300" distR="114300" simplePos="0" relativeHeight="251676672" behindDoc="1" locked="0" layoutInCell="1" allowOverlap="1" wp14:anchorId="139CBF10" wp14:editId="099000FA">
             <wp:simplePos x="0" y="0"/>
             <wp:positionH relativeFrom="column">
-              <wp:posOffset>142875</wp:posOffset>
+              <wp:posOffset>-128905</wp:posOffset>
             </wp:positionH>
             <wp:positionV relativeFrom="paragraph">
-              <wp:posOffset>-51078</wp:posOffset>
+              <wp:posOffset>255905</wp:posOffset>
             </wp:positionV>
-            <wp:extent cx="2962275" cy="838200"/>
+            <wp:extent cx="3849370" cy="1143000"/>
             <wp:effectExtent l="0" t="0" r="0" b="0"/>
-            <wp:wrapSquare wrapText="bothSides"/>
-            <wp:docPr id="89" name="Picture 89"/>
-            <wp:cNvGraphicFramePr/>
+            <wp:wrapNone/>
+            <wp:docPr id="2" name="Imagen 2"/>
+            <wp:cNvGraphicFramePr>
+              <a:graphicFrameLocks xmlns:a="http://schemas.openxmlformats.org/drawingml/2006/main" noChangeAspect="1"/>
+            </wp:cNvGraphicFramePr>
             <a:graphic xmlns:a="http://schemas.openxmlformats.org/drawingml/2006/main">
               <a:graphicData uri="http://schemas.openxmlformats.org/drawingml/2006/picture">
                 <pic:pic xmlns:pic="http://schemas.openxmlformats.org/drawingml/2006/picture">
                   <pic:nvPicPr>
-                    <pic:cNvPr id="89" name="Picture 89"/>
+                    <pic:cNvPr id="1" name=""/>
                     <pic:cNvPicPr/>
                   </pic:nvPicPr>
                   <pic:blipFill>
-                    <a:blip r:embed="rId8"/>
+                    <a:blip r:embed="rId8">
+                      <a:extLst>
+                        <a:ext uri="{28A0092B-C50C-407E-A947-70E740481C1C}">
+                          <a14:useLocalDpi xmlns:a14="http://schemas.microsoft.com/office/drawing/2010/main" val="0"/>
+                        </a:ext>
+                      </a:extLst>
+                    </a:blip>
                     <a:stretch>
                       <a:fillRect/>
                     </a:stretch>
@@ -5855,7 +5549,7 @@
                   <pic:spPr>
                     <a:xfrm>
                       <a:off x="0" y="0"/>
-                      <a:ext cx="2962275" cy="838200"/>
+                      <a:ext cx="3849370" cy="1143000"/>
                     </a:xfrm>
                     <a:prstGeom prst="rect">
                       <a:avLst/>
@@ -5864,24 +5558,67 @@
                 </pic:pic>
               </a:graphicData>
             </a:graphic>
+            <wp14:sizeRelH relativeFrom="margin">
+              <wp14:pctWidth>0</wp14:pctWidth>
+            </wp14:sizeRelH>
+            <wp14:sizeRelV relativeFrom="margin">
+              <wp14:pctHeight>0</wp14:pctHeight>
+            </wp14:sizeRelV>
           </wp:anchor>
         </w:drawing>
       </w:r>
       <w:proofErr w:type="gramStart"/>
       <w:r>
-        <w:t>{{ vendedor</w:t>
+        <w:rPr>
+          <w:rFonts w:ascii="Tahoma" w:eastAsia="Tahoma" w:hAnsi="Tahoma" w:cs="Tahoma"/>
+          <w:sz w:val="16"/>
+        </w:rPr>
+        <w:t>Estas listo para trabajar con nosotros?</w:t>
       </w:r>
       <w:proofErr w:type="gramEnd"/>
       <w:r>
-        <w:t>_</w:t>
-      </w:r>
+        <w:rPr>
+          <w:rFonts w:ascii="Tahoma" w:eastAsia="Tahoma" w:hAnsi="Tahoma" w:cs="Tahoma"/>
+          <w:sz w:val="16"/>
+        </w:rPr>
+        <w:t>, no dudes en contactarnos.</w:t>
+      </w:r>
+    </w:p>
+    <w:p>
+      <w:pPr>
+        <w:pStyle w:val="Ttulo1"/>
+        <w:spacing w:after="45"/>
+        <w:ind w:left="225" w:right="339"/>
+      </w:pPr>
+    </w:p>
+    <w:p>
+      <w:pPr>
+        <w:pStyle w:val="Ttulo1"/>
+        <w:spacing w:after="45"/>
+        <w:ind w:left="225" w:right="339"/>
+      </w:pPr>
+    </w:p>
+    <w:p>
+      <w:pPr>
+        <w:pStyle w:val="Ttulo1"/>
+        <w:spacing w:after="45"/>
+        <w:ind w:left="225" w:right="339"/>
+      </w:pPr>
       <w:proofErr w:type="gramStart"/>
       <w:r>
-        <w:t>nombre }</w:t>
+        <w:t xml:space="preserve">{{ </w:t>
+      </w:r>
+      <w:proofErr w:type="spellStart"/>
+      <w:r>
+        <w:t>vendedor</w:t>
       </w:r>
       <w:proofErr w:type="gramEnd"/>
       <w:r>
-        <w:t>}</w:t>
+        <w:t>_nombre</w:t>
+      </w:r>
+      <w:proofErr w:type="spellEnd"/>
+      <w:r>
+        <w:t xml:space="preserve"> }}</w:t>
       </w:r>
     </w:p>
     <w:p>
@@ -5899,55 +5636,58 @@
           <w:rFonts w:ascii="Tahoma" w:eastAsia="Tahoma" w:hAnsi="Tahoma" w:cs="Tahoma"/>
           <w:sz w:val="16"/>
         </w:rPr>
-        <w:t xml:space="preserve">                                                      </w:t>
-      </w:r>
-      <w:proofErr w:type="gramStart"/>
+        <w:t xml:space="preserve">                                    </w:t>
+      </w:r>
       <w:r>
         <w:rPr>
           <w:rFonts w:ascii="Tahoma" w:eastAsia="Tahoma" w:hAnsi="Tahoma" w:cs="Tahoma"/>
           <w:sz w:val="16"/>
         </w:rPr>
-        <w:t xml:space="preserve">{{ </w:t>
-      </w:r>
-      <w:proofErr w:type="spellStart"/>
+        <w:tab/>
+      </w:r>
       <w:r>
         <w:rPr>
           <w:rFonts w:ascii="Tahoma" w:eastAsia="Tahoma" w:hAnsi="Tahoma" w:cs="Tahoma"/>
           <w:sz w:val="16"/>
         </w:rPr>
-        <w:t>vendedor</w:t>
-      </w:r>
-      <w:proofErr w:type="gramEnd"/>
+        <w:tab/>
+      </w:r>
       <w:r>
         <w:rPr>
           <w:rFonts w:ascii="Tahoma" w:eastAsia="Tahoma" w:hAnsi="Tahoma" w:cs="Tahoma"/>
           <w:sz w:val="16"/>
         </w:rPr>
-        <w:t>_</w:t>
-      </w:r>
-      <w:proofErr w:type="gramStart"/>
+        <w:tab/>
+      </w:r>
       <w:r>
         <w:rPr>
           <w:rFonts w:ascii="Tahoma" w:eastAsia="Tahoma" w:hAnsi="Tahoma" w:cs="Tahoma"/>
           <w:sz w:val="16"/>
         </w:rPr>
-        <w:t>cargo</w:t>
-      </w:r>
-      <w:proofErr w:type="spellEnd"/>
+        <w:tab/>
+      </w:r>
       <w:r>
         <w:rPr>
           <w:rFonts w:ascii="Tahoma" w:eastAsia="Tahoma" w:hAnsi="Tahoma" w:cs="Tahoma"/>
           <w:sz w:val="16"/>
         </w:rPr>
-        <w:t xml:space="preserve"> }</w:t>
-      </w:r>
-      <w:proofErr w:type="gramEnd"/>
+        <w:tab/>
+      </w:r>
+      <w:proofErr w:type="gramStart"/>
       <w:r>
         <w:rPr>
           <w:rFonts w:ascii="Tahoma" w:eastAsia="Tahoma" w:hAnsi="Tahoma" w:cs="Tahoma"/>
           <w:sz w:val="16"/>
         </w:rPr>
-        <w:t>}</w:t>
+        <w:t>{{ vendedor</w:t>
+      </w:r>
+      <w:proofErr w:type="gramEnd"/>
+      <w:r>
+        <w:rPr>
+          <w:rFonts w:ascii="Tahoma" w:eastAsia="Tahoma" w:hAnsi="Tahoma" w:cs="Tahoma"/>
+          <w:sz w:val="16"/>
+        </w:rPr>
+        <w:t>_cargo }}</w:t>
       </w:r>
     </w:p>
     <w:p>
@@ -5965,55 +5705,74 @@
           <w:rFonts w:ascii="Tahoma" w:eastAsia="Tahoma" w:hAnsi="Tahoma" w:cs="Tahoma"/>
           <w:sz w:val="16"/>
         </w:rPr>
-        <w:t xml:space="preserve">                                                       </w:t>
-      </w:r>
-      <w:proofErr w:type="gramStart"/>
+        <w:t xml:space="preserve">                                     </w:t>
+      </w:r>
       <w:r>
         <w:rPr>
           <w:rFonts w:ascii="Tahoma" w:eastAsia="Tahoma" w:hAnsi="Tahoma" w:cs="Tahoma"/>
           <w:sz w:val="16"/>
         </w:rPr>
-        <w:t xml:space="preserve">{{ </w:t>
-      </w:r>
-      <w:proofErr w:type="spellStart"/>
+        <w:tab/>
+      </w:r>
       <w:r>
         <w:rPr>
           <w:rFonts w:ascii="Tahoma" w:eastAsia="Tahoma" w:hAnsi="Tahoma" w:cs="Tahoma"/>
           <w:sz w:val="16"/>
         </w:rPr>
-        <w:t>vendedor</w:t>
-      </w:r>
-      <w:proofErr w:type="gramEnd"/>
+        <w:tab/>
+      </w:r>
       <w:r>
         <w:rPr>
           <w:rFonts w:ascii="Tahoma" w:eastAsia="Tahoma" w:hAnsi="Tahoma" w:cs="Tahoma"/>
           <w:sz w:val="16"/>
         </w:rPr>
-        <w:t>_</w:t>
-      </w:r>
-      <w:proofErr w:type="gramStart"/>
+        <w:tab/>
+      </w:r>
       <w:r>
         <w:rPr>
           <w:rFonts w:ascii="Tahoma" w:eastAsia="Tahoma" w:hAnsi="Tahoma" w:cs="Tahoma"/>
           <w:sz w:val="16"/>
         </w:rPr>
-        <w:t>email</w:t>
-      </w:r>
-      <w:proofErr w:type="spellEnd"/>
+        <w:tab/>
+      </w:r>
       <w:r>
         <w:rPr>
           <w:rFonts w:ascii="Tahoma" w:eastAsia="Tahoma" w:hAnsi="Tahoma" w:cs="Tahoma"/>
           <w:sz w:val="16"/>
         </w:rPr>
-        <w:t xml:space="preserve"> }</w:t>
-      </w:r>
-      <w:proofErr w:type="gramEnd"/>
+        <w:tab/>
+      </w:r>
+      <w:proofErr w:type="gramStart"/>
       <w:r>
         <w:rPr>
           <w:rFonts w:ascii="Tahoma" w:eastAsia="Tahoma" w:hAnsi="Tahoma" w:cs="Tahoma"/>
           <w:sz w:val="16"/>
         </w:rPr>
-        <w:t>}</w:t>
+        <w:t xml:space="preserve">{{ </w:t>
+      </w:r>
+      <w:proofErr w:type="spellStart"/>
+      <w:r>
+        <w:rPr>
+          <w:rFonts w:ascii="Tahoma" w:eastAsia="Tahoma" w:hAnsi="Tahoma" w:cs="Tahoma"/>
+          <w:sz w:val="16"/>
+        </w:rPr>
+        <w:t>vendedor</w:t>
+      </w:r>
+      <w:proofErr w:type="gramEnd"/>
+      <w:r>
+        <w:rPr>
+          <w:rFonts w:ascii="Tahoma" w:eastAsia="Tahoma" w:hAnsi="Tahoma" w:cs="Tahoma"/>
+          <w:sz w:val="16"/>
+        </w:rPr>
+        <w:t>_email</w:t>
+      </w:r>
+      <w:proofErr w:type="spellEnd"/>
+      <w:r>
+        <w:rPr>
+          <w:rFonts w:ascii="Tahoma" w:eastAsia="Tahoma" w:hAnsi="Tahoma" w:cs="Tahoma"/>
+          <w:sz w:val="16"/>
+        </w:rPr>
+        <w:t xml:space="preserve"> }}</w:t>
       </w:r>
     </w:p>
     <w:p>
@@ -6048,6 +5807,77 @@
       </w:pPr>
       <w:r>
         <w:tab/>
+      </w:r>
+      <w:r>
+        <w:rPr>
+          <w:noProof/>
+        </w:rPr>
+        <mc:AlternateContent>
+          <mc:Choice Requires="wps">
+            <w:drawing>
+              <wp:inline distT="0" distB="0" distL="0" distR="0" wp14:anchorId="5B5B9E27" wp14:editId="660D5C61">
+                <wp:extent cx="304800" cy="304800"/>
+                <wp:effectExtent l="0" t="0" r="0" b="0"/>
+                <wp:docPr id="1" name="Rectángulo 1"/>
+                <wp:cNvGraphicFramePr>
+                  <a:graphicFrameLocks xmlns:a="http://schemas.openxmlformats.org/drawingml/2006/main" noChangeAspect="1"/>
+                </wp:cNvGraphicFramePr>
+                <a:graphic xmlns:a="http://schemas.openxmlformats.org/drawingml/2006/main">
+                  <a:graphicData uri="http://schemas.microsoft.com/office/word/2010/wordprocessingShape">
+                    <wps:wsp>
+                      <wps:cNvSpPr>
+                        <a:spLocks noChangeAspect="1" noChangeArrowheads="1"/>
+                      </wps:cNvSpPr>
+                      <wps:spPr bwMode="auto">
+                        <a:xfrm>
+                          <a:off x="0" y="0"/>
+                          <a:ext cx="304800" cy="304800"/>
+                        </a:xfrm>
+                        <a:prstGeom prst="rect">
+                          <a:avLst/>
+                        </a:prstGeom>
+                        <a:noFill/>
+                        <a:ln>
+                          <a:noFill/>
+                        </a:ln>
+                        <a:extLst>
+                          <a:ext uri="{909E8E84-426E-40DD-AFC4-6F175D3DCCD1}">
+                            <a14:hiddenFill xmlns:a14="http://schemas.microsoft.com/office/drawing/2010/main">
+                              <a:solidFill>
+                                <a:srgbClr val="FFFFFF"/>
+                              </a:solidFill>
+                            </a14:hiddenFill>
+                          </a:ext>
+                          <a:ext uri="{91240B29-F687-4F45-9708-019B960494DF}">
+                            <a14:hiddenLine xmlns:a14="http://schemas.microsoft.com/office/drawing/2010/main" w="9525">
+                              <a:solidFill>
+                                <a:srgbClr val="000000"/>
+                              </a:solidFill>
+                              <a:miter lim="800000"/>
+                              <a:headEnd/>
+                              <a:tailEnd/>
+                            </a14:hiddenLine>
+                          </a:ext>
+                        </a:extLst>
+                      </wps:spPr>
+                      <wps:bodyPr rot="0" vert="horz" wrap="square" lIns="91440" tIns="45720" rIns="91440" bIns="45720" anchor="t" anchorCtr="0" upright="1">
+                        <a:noAutofit/>
+                      </wps:bodyPr>
+                    </wps:wsp>
+                  </a:graphicData>
+                </a:graphic>
+              </wp:inline>
+            </w:drawing>
+          </mc:Choice>
+          <mc:Fallback>
+            <w:pict>
+              <v:rect w14:anchorId="36F62623" id="Rectángulo 1" o:spid="_x0000_s1026" style="width:24pt;height:24pt;visibility:visible;mso-wrap-style:square;mso-left-percent:-10001;mso-top-percent:-10001;mso-position-horizontal:absolute;mso-position-horizontal-relative:char;mso-position-vertical:absolute;mso-position-vertical-relative:line;mso-left-percent:-10001;mso-top-percent:-10001;v-text-anchor:top" o:gfxdata="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" filled="f" stroked="f">
+                <o:lock v:ext="edit" aspectratio="t"/>
+                <w10:anchorlock/>
+              </v:rect>
+            </w:pict>
+          </mc:Fallback>
+        </mc:AlternateContent>
       </w:r>
     </w:p>
     <w:p>
@@ -6084,7 +5914,7 @@
 </file>
 
 <file path=word/endnotes.xml><?xml version="1.0" encoding="utf-8"?>
-<w:endnotes xmlns:wpc="http://schemas.microsoft.com/office/word/2010/wordprocessingCanvas" xmlns:cx="http://schemas.microsoft.com/office/drawing/2014/chartex" xmlns:cx1="http://schemas.microsoft.com/office/drawing/2015/9/8/chartex" xmlns:cx2="http://schemas.microsoft.com/office/drawing/2015/10/21/chartex" xmlns:cx3="http://schemas.microsoft.com/office/drawing/2016/5/9/chartex" xmlns:cx4="http://schemas.microsoft.com/office/drawing/2016/5/10/chartex" xmlns:cx5="http://schemas.microsoft.com/office/drawing/2016/5/11/chartex" xmlns:cx6="http://schemas.microsoft.com/office/drawing/2016/5/12/chartex" xmlns:cx7="http://schemas.microsoft.com/office/drawing/2016/5/13/chartex" xmlns:cx8="http://schemas.microsoft.com/office/drawing/2016/5/14/chartex" xmlns:mc="http://schemas.openxmlformats.org/markup-compatibility/2006" xmlns:aink="http://schemas.microsoft.com/office/drawing/2016/ink" xmlns:am3d="http://schemas.microsoft.com/office/drawing/2017/model3d" xmlns:o="urn:schemas-microsoft-com:office:office" xmlns:oel="http://schemas.microsoft.com/office/2019/extlst" xmlns:r="http://schemas.openxmlformats.org/officeDocument/2006/relationships" xmlns:m="http://schemas.openxmlformats.org/officeDocument/2006/math" xmlns:v="urn:schemas-microsoft-com:vml" xmlns:wp14="http://schemas.microsoft.com/office/word/2010/wordprocessingDrawing" xmlns:wp="http://schemas.openxmlformats.org/drawingml/2006/wordprocessingDrawing" xmlns:w10="urn:schemas-microsoft-com:office:word" xmlns:w="http://schemas.openxmlformats.org/wordprocessingml/2006/main" xmlns:w14="http://schemas.microsoft.com/office/word/2010/wordml" xmlns:w15="http://schemas.microsoft.com/office/word/2012/wordml" xmlns:w16cex="http://schemas.microsoft.com/office/word/2018/wordml/cex" xmlns:w16cid="http://schemas.microsoft.com/office/word/2016/wordml/cid" xmlns:w16="http://schemas.microsoft.com/office/word/2018/wordml" xmlns:w16du="http://schemas.microsoft.com/office/word/2023/wordml/word16du" xmlns:w16sdtdh="http://schemas.microsoft.com/office/word/2020/wordml/sdtdatahash" xmlns:w16sdtfl="http://schemas.microsoft.com/office/word/2024/wordml/sdtformatlock" xmlns:w16se="http://schemas.microsoft.com/office/word/2015/wordml/symex" xmlns:wpg="http://schemas.microsoft.com/office/word/2010/wordprocessingGroup" xmlns:wpi="http://schemas.microsoft.com/office/word/2010/wordprocessingInk" xmlns:wne="http://schemas.microsoft.com/office/word/2006/wordml" xmlns:wps="http://schemas.microsoft.com/office/word/2010/wordprocessingShape" mc:Ignorable="w14 w15 w16se w16cid w16 w16cex w16sdtdh w16sdtfl w16du wp14">
+<w:endnotes xmlns:wpc="http://schemas.microsoft.com/office/word/2010/wordprocessingCanvas" xmlns:cx="http://schemas.microsoft.com/office/drawing/2014/chartex" xmlns:cx1="http://schemas.microsoft.com/office/drawing/2015/9/8/chartex" xmlns:cx2="http://schemas.microsoft.com/office/drawing/2015/10/21/chartex" xmlns:cx3="http://schemas.microsoft.com/office/drawing/2016/5/9/chartex" xmlns:cx4="http://schemas.microsoft.com/office/drawing/2016/5/10/chartex" xmlns:cx5="http://schemas.microsoft.com/office/drawing/2016/5/11/chartex" xmlns:cx6="http://schemas.microsoft.com/office/drawing/2016/5/12/chartex" xmlns:cx7="http://schemas.microsoft.com/office/drawing/2016/5/13/chartex" xmlns:cx8="http://schemas.microsoft.com/office/drawing/2016/5/14/chartex" xmlns:mc="http://schemas.openxmlformats.org/markup-compatibility/2006" xmlns:aink="http://schemas.microsoft.com/office/drawing/2016/ink" xmlns:am3d="http://schemas.microsoft.com/office/drawing/2017/model3d" xmlns:o="urn:schemas-microsoft-com:office:office" xmlns:oel="http://schemas.microsoft.com/office/2019/extlst" xmlns:r="http://schemas.openxmlformats.org/officeDocument/2006/relationships" xmlns:m="http://schemas.openxmlformats.org/officeDocument/2006/math" xmlns:v="urn:schemas-microsoft-com:vml" xmlns:wp14="http://schemas.microsoft.com/office/word/2010/wordprocessingDrawing" xmlns:wp="http://schemas.openxmlformats.org/drawingml/2006/wordprocessingDrawing" xmlns:w10="urn:schemas-microsoft-com:office:word" xmlns:w="http://schemas.openxmlformats.org/wordprocessingml/2006/main" xmlns:w14="http://schemas.microsoft.com/office/word/2010/wordml" xmlns:w15="http://schemas.microsoft.com/office/word/2012/wordml" xmlns:w16cex="http://schemas.microsoft.com/office/word/2018/wordml/cex" xmlns:w16cid="http://schemas.microsoft.com/office/word/2016/wordml/cid" xmlns:w16="http://schemas.microsoft.com/office/word/2018/wordml" xmlns:w16sdtdh="http://schemas.microsoft.com/office/word/2020/wordml/sdtdatahash" xmlns:w16se="http://schemas.microsoft.com/office/word/2015/wordml/symex" xmlns:wpg="http://schemas.microsoft.com/office/word/2010/wordprocessingGroup" xmlns:wpi="http://schemas.microsoft.com/office/word/2010/wordprocessingInk" xmlns:wne="http://schemas.microsoft.com/office/word/2006/wordml" xmlns:wps="http://schemas.microsoft.com/office/word/2010/wordprocessingShape" mc:Ignorable="w14 w15 w16se w16cid w16 w16cex w16sdtdh wp14">
   <w:endnote w:type="separator" w:id="-1">
     <w:p>
       <w:pPr>
@@ -6109,7 +5939,7 @@
 </file>
 
 <file path=word/footnotes.xml><?xml version="1.0" encoding="utf-8"?>
-<w:footnotes xmlns:wpc="http://schemas.microsoft.com/office/word/2010/wordprocessingCanvas" xmlns:cx="http://schemas.microsoft.com/office/drawing/2014/chartex" xmlns:cx1="http://schemas.microsoft.com/office/drawing/2015/9/8/chartex" xmlns:cx2="http://schemas.microsoft.com/office/drawing/2015/10/21/chartex" xmlns:cx3="http://schemas.microsoft.com/office/drawing/2016/5/9/chartex" xmlns:cx4="http://schemas.microsoft.com/office/drawing/2016/5/10/chartex" xmlns:cx5="http://schemas.microsoft.com/office/drawing/2016/5/11/chartex" xmlns:cx6="http://schemas.microsoft.com/office/drawing/2016/5/12/chartex" xmlns:cx7="http://schemas.microsoft.com/office/drawing/2016/5/13/chartex" xmlns:cx8="http://schemas.microsoft.com/office/drawing/2016/5/14/chartex" xmlns:mc="http://schemas.openxmlformats.org/markup-compatibility/2006" xmlns:aink="http://schemas.microsoft.com/office/drawing/2016/ink" xmlns:am3d="http://schemas.microsoft.com/office/drawing/2017/model3d" xmlns:o="urn:schemas-microsoft-com:office:office" xmlns:oel="http://schemas.microsoft.com/office/2019/extlst" xmlns:r="http://schemas.openxmlformats.org/officeDocument/2006/relationships" xmlns:m="http://schemas.openxmlformats.org/officeDocument/2006/math" xmlns:v="urn:schemas-microsoft-com:vml" xmlns:wp14="http://schemas.microsoft.com/office/word/2010/wordprocessingDrawing" xmlns:wp="http://schemas.openxmlformats.org/drawingml/2006/wordprocessingDrawing" xmlns:w10="urn:schemas-microsoft-com:office:word" xmlns:w="http://schemas.openxmlformats.org/wordprocessingml/2006/main" xmlns:w14="http://schemas.microsoft.com/office/word/2010/wordml" xmlns:w15="http://schemas.microsoft.com/office/word/2012/wordml" xmlns:w16cex="http://schemas.microsoft.com/office/word/2018/wordml/cex" xmlns:w16cid="http://schemas.microsoft.com/office/word/2016/wordml/cid" xmlns:w16="http://schemas.microsoft.com/office/word/2018/wordml" xmlns:w16du="http://schemas.microsoft.com/office/word/2023/wordml/word16du" xmlns:w16sdtdh="http://schemas.microsoft.com/office/word/2020/wordml/sdtdatahash" xmlns:w16sdtfl="http://schemas.microsoft.com/office/word/2024/wordml/sdtformatlock" xmlns:w16se="http://schemas.microsoft.com/office/word/2015/wordml/symex" xmlns:wpg="http://schemas.microsoft.com/office/word/2010/wordprocessingGroup" xmlns:wpi="http://schemas.microsoft.com/office/word/2010/wordprocessingInk" xmlns:wne="http://schemas.microsoft.com/office/word/2006/wordml" xmlns:wps="http://schemas.microsoft.com/office/word/2010/wordprocessingShape" mc:Ignorable="w14 w15 w16se w16cid w16 w16cex w16sdtdh w16sdtfl w16du wp14">
+<w:footnotes xmlns:wpc="http://schemas.microsoft.com/office/word/2010/wordprocessingCanvas" xmlns:cx="http://schemas.microsoft.com/office/drawing/2014/chartex" xmlns:cx1="http://schemas.microsoft.com/office/drawing/2015/9/8/chartex" xmlns:cx2="http://schemas.microsoft.com/office/drawing/2015/10/21/chartex" xmlns:cx3="http://schemas.microsoft.com/office/drawing/2016/5/9/chartex" xmlns:cx4="http://schemas.microsoft.com/office/drawing/2016/5/10/chartex" xmlns:cx5="http://schemas.microsoft.com/office/drawing/2016/5/11/chartex" xmlns:cx6="http://schemas.microsoft.com/office/drawing/2016/5/12/chartex" xmlns:cx7="http://schemas.microsoft.com/office/drawing/2016/5/13/chartex" xmlns:cx8="http://schemas.microsoft.com/office/drawing/2016/5/14/chartex" xmlns:mc="http://schemas.openxmlformats.org/markup-compatibility/2006" xmlns:aink="http://schemas.microsoft.com/office/drawing/2016/ink" xmlns:am3d="http://schemas.microsoft.com/office/drawing/2017/model3d" xmlns:o="urn:schemas-microsoft-com:office:office" xmlns:oel="http://schemas.microsoft.com/office/2019/extlst" xmlns:r="http://schemas.openxmlformats.org/officeDocument/2006/relationships" xmlns:m="http://schemas.openxmlformats.org/officeDocument/2006/math" xmlns:v="urn:schemas-microsoft-com:vml" xmlns:wp14="http://schemas.microsoft.com/office/word/2010/wordprocessingDrawing" xmlns:wp="http://schemas.openxmlformats.org/drawingml/2006/wordprocessingDrawing" xmlns:w10="urn:schemas-microsoft-com:office:word" xmlns:w="http://schemas.openxmlformats.org/wordprocessingml/2006/main" xmlns:w14="http://schemas.microsoft.com/office/word/2010/wordml" xmlns:w15="http://schemas.microsoft.com/office/word/2012/wordml" xmlns:w16cex="http://schemas.microsoft.com/office/word/2018/wordml/cex" xmlns:w16cid="http://schemas.microsoft.com/office/word/2016/wordml/cid" xmlns:w16="http://schemas.microsoft.com/office/word/2018/wordml" xmlns:w16sdtdh="http://schemas.microsoft.com/office/word/2020/wordml/sdtdatahash" xmlns:w16se="http://schemas.microsoft.com/office/word/2015/wordml/symex" xmlns:wpg="http://schemas.microsoft.com/office/word/2010/wordprocessingGroup" xmlns:wpi="http://schemas.microsoft.com/office/word/2010/wordprocessingInk" xmlns:wne="http://schemas.microsoft.com/office/word/2006/wordml" xmlns:wps="http://schemas.microsoft.com/office/word/2010/wordprocessingShape" mc:Ignorable="w14 w15 w16se w16cid w16 w16cex w16sdtdh wp14">
   <w:footnote w:type="separator" w:id="-1">
     <w:p>
       <w:pPr>
@@ -6134,7 +5964,7 @@
 </file>
 
 <file path=word/styles.xml><?xml version="1.0" encoding="utf-8"?>
-<w:styles xmlns:mc="http://schemas.openxmlformats.org/markup-compatibility/2006" xmlns:r="http://schemas.openxmlformats.org/officeDocument/2006/relationships" xmlns:w="http://schemas.openxmlformats.org/wordprocessingml/2006/main" xmlns:w14="http://schemas.microsoft.com/office/word/2010/wordml" xmlns:w15="http://schemas.microsoft.com/office/word/2012/wordml" xmlns:w16cex="http://schemas.microsoft.com/office/word/2018/wordml/cex" xmlns:w16cid="http://schemas.microsoft.com/office/word/2016/wordml/cid" xmlns:w16="http://schemas.microsoft.com/office/word/2018/wordml" xmlns:w16du="http://schemas.microsoft.com/office/word/2023/wordml/word16du" xmlns:w16sdtdh="http://schemas.microsoft.com/office/word/2020/wordml/sdtdatahash" xmlns:w16sdtfl="http://schemas.microsoft.com/office/word/2024/wordml/sdtformatlock" xmlns:w16se="http://schemas.microsoft.com/office/word/2015/wordml/symex" mc:Ignorable="w14 w15 w16se w16cid w16 w16cex w16sdtdh w16sdtfl w16du">
+<w:styles xmlns:mc="http://schemas.openxmlformats.org/markup-compatibility/2006" xmlns:r="http://schemas.openxmlformats.org/officeDocument/2006/relationships" xmlns:w="http://schemas.openxmlformats.org/wordprocessingml/2006/main" xmlns:w14="http://schemas.microsoft.com/office/word/2010/wordml" xmlns:w15="http://schemas.microsoft.com/office/word/2012/wordml" xmlns:w16cex="http://schemas.microsoft.com/office/word/2018/wordml/cex" xmlns:w16cid="http://schemas.microsoft.com/office/word/2016/wordml/cid" xmlns:w16="http://schemas.microsoft.com/office/word/2018/wordml" xmlns:w16sdtdh="http://schemas.microsoft.com/office/word/2020/wordml/sdtdatahash" xmlns:w16se="http://schemas.microsoft.com/office/word/2015/wordml/symex" mc:Ignorable="w14 w15 w16se w16cid w16 w16cex w16sdtdh">
   <w:docDefaults>
     <w:rPrDefault>
       <w:rPr>
